--- a/decision_intelligence/bias-aware-decision-making-rag-copilot/docs/Solution Design Document.docx
+++ b/decision_intelligence/bias-aware-decision-making-rag-copilot/docs/Solution Design Document.docx
@@ -363,7 +363,7 @@
           <w:p>
             <w:r/>
             <w:r>
-              <w:t>07 May 2026</w:t>
+              <w:t>08 May 2026</w:t>
             </w:r>
           </w:p>
         </w:tc>
@@ -646,7 +646,7 @@
           <w:p>
             <w:r/>
             <w:r>
-              <w:t>07 May 2026</w:t>
+              <w:t>08 May 2026</w:t>
             </w:r>
           </w:p>
         </w:tc>
@@ -5592,167 +5592,7 @@
         </w:pBdr>
       </w:pPr>
       <w:r>
-        <w:t>9. MLOps Best Practices</w:t>
-      </w:r>
-    </w:p>
-    <w:p>
-      <w:pPr>
-        <w:pStyle w:val="Heading2"/>
-      </w:pPr>
-      <w:r>
-        <w:t>9.1 Reproducibility</w:t>
-      </w:r>
-    </w:p>
-    <w:p>
-      <w:pPr>
-        <w:pStyle w:val="ListBullet"/>
-      </w:pPr>
-      <w:r>
-        <w:t>Pinned dependency floors in ``requirements.txt`` (boto3, faiss-cpu, numpy, PyMuPDF, python-dotenv).</w:t>
-      </w:r>
-    </w:p>
-    <w:p>
-      <w:pPr>
-        <w:pStyle w:val="ListBullet"/>
-      </w:pPr>
-      <w:r>
-        <w:t>Centralised ``BEDROCK_SETTINGS`` so model ids and embedding dimensions are versioned in ``.env``.</w:t>
-      </w:r>
-    </w:p>
-    <w:p>
-      <w:pPr>
-        <w:pStyle w:val="ListBullet"/>
-      </w:pPr>
-      <w:r>
-        <w:t>Deterministic chunking parameters (``CHUNK_SIZE``, ``CHUNK_OVERLAP``) declared as module-level constants.</w:t>
-      </w:r>
-    </w:p>
-    <w:p>
-      <w:pPr>
-        <w:pStyle w:val="ListBullet"/>
-      </w:pPr>
-      <w:r>
-        <w:t>Frozen taxonomy and support-concept JSON files in ``data/metadata/`` so the symbolic layer is auditable.</w:t>
-      </w:r>
-    </w:p>
-    <w:p>
-      <w:pPr>
-        <w:pStyle w:val="ListBullet"/>
-      </w:pPr>
-      <w:r>
-        <w:t>Vector-store ``manifest.json`` records corpus count, dimension, and index type at build time.</w:t>
-      </w:r>
-    </w:p>
-    <w:p>
-      <w:pPr>
-        <w:pStyle w:val="Heading2"/>
-      </w:pPr>
-      <w:r>
-        <w:t>9.2 CI/CD Strategy</w:t>
-      </w:r>
-    </w:p>
-    <w:p>
-      <w:pPr>
-        <w:pStyle w:val="ListBullet"/>
-      </w:pPr>
-      <w:r>
-        <w:t>GitHub Actions pipeline: lint -&gt; unit tests -&gt; taxonomy schema validation -&gt; ingestion smoke run -&gt; container build -&gt; push to ECR.</w:t>
-      </w:r>
-    </w:p>
-    <w:p>
-      <w:pPr>
-        <w:pStyle w:val="ListBullet"/>
-      </w:pPr>
-      <w:r>
-        <w:t>Blue/green deploy via ECS service-update or Lambda alias-shift on traffic.</w:t>
-      </w:r>
-    </w:p>
-    <w:p>
-      <w:pPr>
-        <w:pStyle w:val="ListBullet"/>
-      </w:pPr>
-      <w:r>
-        <w:t>Manual approval gate before production deploys until automated evaluation gating is in place.</w:t>
-      </w:r>
-    </w:p>
-    <w:p>
-      <w:pPr>
-        <w:pStyle w:val="Heading2"/>
-      </w:pPr>
-      <w:r>
-        <w:t>9.3 Data and Model Lineage</w:t>
-      </w:r>
-    </w:p>
-    <w:p>
-      <w:pPr>
-        <w:pStyle w:val="ListBullet"/>
-      </w:pPr>
-      <w:r>
-        <w:t>Every chunk carries source, file_name, author, title, publication_year, parser_notes, cleaning_notes, and chunk_index from ingestion through retrieval through final response payload.</w:t>
-      </w:r>
-    </w:p>
-    <w:p>
-      <w:pPr>
-        <w:pStyle w:val="ListBullet"/>
-      </w:pPr>
-      <w:r>
-        <w:t>Vector index manifest records the index type and corpus dimension so the runtime can refuse to start on a mismatch.</w:t>
-      </w:r>
-    </w:p>
-    <w:p>
-      <w:pPr>
-        <w:pStyle w:val="ListBullet"/>
-      </w:pPr>
-      <w:r>
-        <w:t>Bedrock model id is stamped into observability metadata for every inference call so behaviour changes after a model upgrade are traceable.</w:t>
-      </w:r>
-    </w:p>
-    <w:p>
-      <w:pPr>
-        <w:pStyle w:val="Heading2"/>
-      </w:pPr>
-      <w:r>
-        <w:t>9.4 Observability</w:t>
-      </w:r>
-    </w:p>
-    <w:p>
-      <w:pPr>
-        <w:pStyle w:val="ListBullet"/>
-      </w:pPr>
-      <w:r>
-        <w:t>Structured logs (JSON) for every retrieval and inference call: scenario id, top-k, retrieved chunk ids, similarity scores, token usage.</w:t>
-      </w:r>
-    </w:p>
-    <w:p>
-      <w:pPr>
-        <w:pStyle w:val="ListBullet"/>
-      </w:pPr>
-      <w:r>
-        <w:t>CloudWatch metrics: P50/P95 retrieval latency, P50/P95 inference latency, JSON-parse retry rate, fallback-retrieval rate.</w:t>
-      </w:r>
-    </w:p>
-    <w:p>
-      <w:pPr>
-        <w:pStyle w:val="ListBullet"/>
-      </w:pPr>
-      <w:r>
-        <w:t>Distributed tracing via AWS X-Ray spans for retrieve, format-context, baseline-call, RAG-call.</w:t>
-      </w:r>
-    </w:p>
-    <w:p>
-      <w:pPr>
-        <w:pStyle w:val="ListBullet"/>
-      </w:pPr>
-      <w:r>
-        <w:t>Alarms on Bedrock throttling, high JSON-retry rate, and elevated empty-result rate.</w:t>
-      </w:r>
-    </w:p>
-    <w:p>
-      <w:pPr>
-        <w:pStyle w:val="Heading2"/>
-      </w:pPr>
-      <w:r>
-        <w:t>9.5 Evaluation Gating</w:t>
+        <w:t>9. ML-Ops Best Practices</w:t>
       </w:r>
     </w:p>
     <w:p>
@@ -5761,15 +5601,15 @@
           <w:b w:val="0"/>
           <w:i w:val="0"/>
         </w:rPr>
-        <w:t>Beyond unit tests, the deployment pipeline should run the evaluation harness against the canonical scenario set on every release candidate. Releases are blocked when:</w:t>
+        <w:t>A RAG system has three artefacts that move on independent clocks: code, corpus, and foundation models. Conventional MLOps assumes a trained model; here the LLMs are pre-trained and the operational lever is the corpus and the prompt. The practices below treat the corpus as a first-class artefact with the same versioning, evaluation, and deployment discipline normally applied to model weights. The complete plan is maintained in docs/ml-ops.plan.md.</w:t>
       </w:r>
     </w:p>
     <w:p>
       <w:pPr>
-        <w:pStyle w:val="ListBullet"/>
+        <w:pStyle w:val="Heading2"/>
       </w:pPr>
       <w:r>
-        <w:t>Schema-fidelity drops below 100 percent on the canonical scenarios.</w:t>
+        <w:t>9.1 Reproducibility</w:t>
       </w:r>
     </w:p>
     <w:p>
@@ -5777,7 +5617,7 @@
         <w:pStyle w:val="ListBullet"/>
       </w:pPr>
       <w:r>
-        <w:t>Taxonomy adherence drops below 100 percent (any invented bias name is a hard fail).</w:t>
+        <w:t>Pinned dependency floors in requirements.txt (boto3, faiss-cpu, numpy, PyMuPDF, python-dotenv, python-docx).</w:t>
       </w:r>
     </w:p>
     <w:p>
@@ -5785,7 +5625,7 @@
         <w:pStyle w:val="ListBullet"/>
       </w:pPr>
       <w:r>
-        <w:t>Bias-count delta between baseline and RAG indicates RAG-induced regression.</w:t>
+        <w:t>shared_components/settings.py is the single module that reads environment variables; every other file imports BEDROCK_SETTINGS and RAG_SETTINGS.</w:t>
       </w:r>
     </w:p>
     <w:p>
@@ -5793,15 +5633,15 @@
         <w:pStyle w:val="ListBullet"/>
       </w:pPr>
       <w:r>
-        <w:t>P95 inference latency exceeds the agreed SLO.</w:t>
+        <w:t>shared_components/utilities/path_utils.py is the single module that resolves filesystem paths; corpus selection is controlled by CORPUS_NAME.</w:t>
       </w:r>
     </w:p>
     <w:p>
       <w:pPr>
-        <w:pStyle w:val="Heading2"/>
+        <w:pStyle w:val="ListBullet"/>
       </w:pPr>
       <w:r>
-        <w:t>9.6 Responsible AI and Governance</w:t>
+        <w:t>Chunking parameters (PROFILES, _FRONT_HEADING, _BACK_HEADING, _TRIM_SAFETY_THRESHOLD) are module-level constants.</w:t>
       </w:r>
     </w:p>
     <w:p>
@@ -5809,7 +5649,7 @@
         <w:pStyle w:val="ListBullet"/>
       </w:pPr>
       <w:r>
-        <w:t>Disclaimer surfaced to every user: not legal/medical/HR advice.</w:t>
+        <w:t>Taxonomy and support-concepts JSON files are committed under data/metadata/ so the symbolic layer is fully auditable.</w:t>
       </w:r>
     </w:p>
     <w:p>
@@ -5817,7 +5657,7 @@
         <w:pStyle w:val="ListBullet"/>
       </w:pPr>
       <w:r>
-        <w:t>Strict closed-vocabulary output prevents the model from inventing biases.</w:t>
+        <w:t>Bedrock chat is invoked at temperature 0.1; Bedrock Titan v2 embeddings are deterministic; FAISS IndexFlatIP returns ranked candidates in stable order.</w:t>
       </w:r>
     </w:p>
     <w:p>
@@ -5825,39 +5665,15 @@
         <w:pStyle w:val="ListBullet"/>
       </w:pPr>
       <w:r>
-        <w:t>Source attribution forces the model to cite chunks rather than confabulate.</w:t>
+        <w:t>Each vector index writes manifest.json (corpus name, count, dimension, index type, chunking-profile distribution); the runtime can refuse to start on a mismatch.</w:t>
       </w:r>
     </w:p>
     <w:p>
       <w:pPr>
-        <w:pStyle w:val="ListBullet"/>
+        <w:pStyle w:val="Heading2"/>
       </w:pPr>
       <w:r>
-        <w:t>Human-in-the-loop is the explicit operating model; the system never automates a decision.</w:t>
-      </w:r>
-    </w:p>
-    <w:p>
-      <w:pPr>
-        <w:pStyle w:val="ListBullet"/>
-      </w:pPr>
-      <w:r>
-        <w:t>Audit logs preserve scenarios, retrieved chunks, and model outputs for review under data-handling controls.</w:t>
-      </w:r>
-    </w:p>
-    <w:p>
-      <w:r>
-        <w:br w:type="page"/>
-      </w:r>
-    </w:p>
-    <w:p>
-      <w:pPr>
-        <w:pStyle w:val="Heading1"/>
-        <w:pBdr>
-          <w:bottom w:val="single" w:sz="6" w:space="1" w:color="BFBFBF"/>
-        </w:pBdr>
-      </w:pPr>
-      <w:r>
-        <w:t>10. Risks, Limitations, and Mitigations</w:t>
+        <w:t>9.2 Versioning of Independent Lifecycles</w:t>
       </w:r>
     </w:p>
     <w:tbl>
@@ -5890,7 +5706,7 @@
                 <w:b/>
                 <w:color w:val="FFFFFF"/>
               </w:rPr>
-              <w:t>Risk</w:t>
+              <w:t>Versioned artefact</w:t>
             </w:r>
           </w:p>
         </w:tc>
@@ -5912,7 +5728,7 @@
                 <w:b/>
                 <w:color w:val="FFFFFF"/>
               </w:rPr>
-              <w:t>Impact</w:t>
+              <w:t>Where it lives</w:t>
             </w:r>
           </w:p>
         </w:tc>
@@ -5934,7 +5750,7 @@
                 <w:b/>
                 <w:color w:val="FFFFFF"/>
               </w:rPr>
-              <w:t>Mitigation</w:t>
+              <w:t>How it advances</w:t>
             </w:r>
           </w:p>
         </w:tc>
@@ -5954,7 +5770,7 @@
           <w:p>
             <w:r/>
             <w:r>
-              <w:t>LLM hallucination of bias names</w:t>
+              <w:t>Code</w:t>
             </w:r>
           </w:p>
         </w:tc>
@@ -5972,7 +5788,7 @@
           <w:p>
             <w:r/>
             <w:r>
-              <w:t>Decision support degraded by invalid taxonomy entries</w:t>
+              <w:t>git commit hash</w:t>
             </w:r>
           </w:p>
         </w:tc>
@@ -5990,7 +5806,7 @@
           <w:p>
             <w:r/>
             <w:r>
-              <w:t>Closed-taxonomy injection in system prompt; post-hoc validation against taxonomy keys</w:t>
+              <w:t>Per pull request</w:t>
             </w:r>
           </w:p>
         </w:tc>
@@ -6010,7 +5826,7 @@
           <w:p>
             <w:r/>
             <w:r>
-              <w:t>Embedding-paraphrase drift</w:t>
+              <w:t>Bedrock chat model</w:t>
             </w:r>
           </w:p>
         </w:tc>
@@ -6028,7 +5844,7 @@
           <w:p>
             <w:r/>
             <w:r>
-              <w:t>Retrieval may surface only loosely relevant chunks</w:t>
+              <w:t>BEDROCK_MODEL_ID in .env</w:t>
             </w:r>
           </w:p>
         </w:tc>
@@ -6046,7 +5862,7 @@
           <w:p>
             <w:r/>
             <w:r>
-              <w:t>Concept and decision-domain filters on top-k * 3 candidates; expand corpus and retune top-k</w:t>
+              <w:t>Manual env change + redeploy</w:t>
             </w:r>
           </w:p>
         </w:tc>
@@ -6066,7 +5882,7 @@
           <w:p>
             <w:r/>
             <w:r>
-              <w:t>Model upgrade behaviour change</w:t>
+              <w:t>Bedrock embedding model</w:t>
             </w:r>
           </w:p>
         </w:tc>
@@ -6084,7 +5900,7 @@
           <w:p>
             <w:r/>
             <w:r>
-              <w:t>Output schema or quality regresses silently</w:t>
+              <w:t>BEDROCK_EMBEDDING_MODEL_ID in .env</w:t>
             </w:r>
           </w:p>
         </w:tc>
@@ -6102,7 +5918,7 @@
           <w:p>
             <w:r/>
             <w:r>
-              <w:t>Pinned model id in env; evaluation harness as deployment gate</w:t>
+              <w:t>Forces a full re-embed of the corpus</w:t>
             </w:r>
           </w:p>
         </w:tc>
@@ -6122,7 +5938,7 @@
           <w:p>
             <w:r/>
             <w:r>
-              <w:t>Bedrock service disruption</w:t>
+              <w:t>Bias taxonomy</w:t>
             </w:r>
           </w:p>
         </w:tc>
@@ -6140,7 +5956,7 @@
           <w:p>
             <w:r/>
             <w:r>
-              <w:t>Runtime path fails</w:t>
+              <w:t>data/metadata/bias-taxonomy.json (committed)</w:t>
             </w:r>
           </w:p>
         </w:tc>
@@ -6158,7 +5974,7 @@
           <w:p>
             <w:r/>
             <w:r>
-              <w:t>Surface ``BedrockInferenceError``; future: regional failover and graceful baseline-only mode</w:t>
+              <w:t>Pull request with reviewer sign-off</w:t>
             </w:r>
           </w:p>
         </w:tc>
@@ -6178,7 +5994,7 @@
           <w:p>
             <w:r/>
             <w:r>
-              <w:t>Sensitive-content leakage in logs</w:t>
+              <w:t>Corpus snapshot</w:t>
             </w:r>
           </w:p>
         </w:tc>
@@ -6196,7 +6012,7 @@
           <w:p>
             <w:r/>
             <w:r>
-              <w:t>Privacy breach</w:t>
+              <w:t>vector_store/manifest.json + git tag of build commit</w:t>
             </w:r>
           </w:p>
         </w:tc>
@@ -6214,7 +6030,596 @@
           <w:p>
             <w:r/>
             <w:r>
-              <w:t>Default redact scenarios in CloudWatch; retention policy and KMS-encrypted log groups</w:t>
+              <w:t>Per ingestion run</w:t>
+            </w:r>
+          </w:p>
+        </w:tc>
+      </w:tr>
+    </w:tbl>
+    <w:p>
+      <w:pPr>
+        <w:pStyle w:val="Heading2"/>
+      </w:pPr>
+      <w:r>
+        <w:t>9.3 Data and Model Lineage</w:t>
+      </w:r>
+    </w:p>
+    <w:p>
+      <w:r>
+        <w:rPr>
+          <w:b w:val="0"/>
+          <w:i w:val="0"/>
+        </w:rPr>
+        <w:t>Every chunk in the knowledge base carries a complete chain of custody, from raw PDF through final response payload:</w:t>
+      </w:r>
+    </w:p>
+    <w:tbl>
+      <w:tblPr>
+        <w:tblW w:type="auto" w:w="0"/>
+        <w:tblLook w:firstColumn="1" w:firstRow="1" w:lastColumn="0" w:lastRow="0" w:noHBand="0" w:noVBand="1" w:val="04A0"/>
+      </w:tblPr>
+      <w:tblGrid>
+        <w:gridCol w:w="9746"/>
+      </w:tblGrid>
+      <w:tr>
+        <w:tc>
+          <w:tcPr>
+            <w:tcW w:type="dxa" w:w="9746"/>
+            <w:shd w:val="clear" w:color="auto" w:fill="F8FAFC"/>
+            <w:tcBorders>
+              <w:top w:val="single" w:sz="6" w:color="CBD5E1"/>
+              <w:left w:val="single" w:sz="6" w:color="CBD5E1"/>
+              <w:bottom w:val="single" w:sz="6" w:color="CBD5E1"/>
+              <w:right w:val="single" w:sz="6" w:color="CBD5E1"/>
+            </w:tcBorders>
+          </w:tcPr>
+          <w:p>
+            <w:r/>
+            <w:r>
+              <w:rPr>
+                <w:rFonts w:ascii="Consolas" w:hAnsi="Consolas"/>
+                <w:sz w:val="18"/>
+              </w:rPr>
+              <w:t xml:space="preserve">  raw PDF</w:t>
+            </w:r>
+            <w:r>
+              <w:br/>
+            </w:r>
+            <w:r>
+              <w:rPr>
+                <w:rFonts w:ascii="Consolas" w:hAnsi="Consolas"/>
+                <w:sz w:val="18"/>
+              </w:rPr>
+              <w:t xml:space="preserve">    +- source_filename, sha256 (planned)</w:t>
+            </w:r>
+            <w:r>
+              <w:br/>
+            </w:r>
+            <w:r>
+              <w:rPr>
+                <w:rFonts w:ascii="Consolas" w:hAnsi="Consolas"/>
+                <w:sz w:val="18"/>
+              </w:rPr>
+              <w:t xml:space="preserve">    +- parsed_text + .meta.json (parser_notes for any field that could not be inferred)</w:t>
+            </w:r>
+            <w:r>
+              <w:br/>
+            </w:r>
+            <w:r>
+              <w:rPr>
+                <w:rFonts w:ascii="Consolas" w:hAnsi="Consolas"/>
+                <w:sz w:val="18"/>
+              </w:rPr>
+              <w:t xml:space="preserve">        +- chunks.json (cleaning_notes, chunking_profile, chapter_title)</w:t>
+            </w:r>
+            <w:r>
+              <w:br/>
+            </w:r>
+            <w:r>
+              <w:rPr>
+                <w:rFonts w:ascii="Consolas" w:hAnsi="Consolas"/>
+                <w:sz w:val="18"/>
+              </w:rPr>
+              <w:t xml:space="preserve">            +- chunks_with_concepts.json (concept tags, concept_confidence)</w:t>
+            </w:r>
+            <w:r>
+              <w:br/>
+            </w:r>
+            <w:r>
+              <w:rPr>
+                <w:rFonts w:ascii="Consolas" w:hAnsi="Consolas"/>
+                <w:sz w:val="18"/>
+              </w:rPr>
+              <w:t xml:space="preserve">                +- knowledge_base.json (passage_type, decision_phase, importance,</w:t>
+            </w:r>
+            <w:r>
+              <w:br/>
+            </w:r>
+            <w:r>
+              <w:rPr>
+                <w:rFonts w:ascii="Consolas" w:hAnsi="Consolas"/>
+                <w:sz w:val="18"/>
+              </w:rPr>
+              <w:t xml:space="preserve">                                       decision_domains, summary, keywords, classifier)</w:t>
+            </w:r>
+            <w:r>
+              <w:br/>
+            </w:r>
+            <w:r>
+              <w:rPr>
+                <w:rFonts w:ascii="Consolas" w:hAnsi="Consolas"/>
+                <w:sz w:val="18"/>
+              </w:rPr>
+              <w:t xml:space="preserve">                    +- embeddings.npy + index_metadata.json (1:1 row alignment)</w:t>
+            </w:r>
+            <w:r>
+              <w:br/>
+            </w:r>
+            <w:r>
+              <w:rPr>
+                <w:rFonts w:ascii="Consolas" w:hAnsi="Consolas"/>
+                <w:sz w:val="18"/>
+              </w:rPr>
+              <w:t xml:space="preserve">                        +- retrieval result (similarity score, chunk id, source,</w:t>
+            </w:r>
+            <w:r>
+              <w:br/>
+            </w:r>
+            <w:r>
+              <w:rPr>
+                <w:rFonts w:ascii="Consolas" w:hAnsi="Consolas"/>
+                <w:sz w:val="18"/>
+              </w:rPr>
+              <w:t xml:space="preserve">                                           chapter, concepts, passage_type)</w:t>
+            </w:r>
+            <w:r>
+              <w:br/>
+            </w:r>
+            <w:r>
+              <w:rPr>
+                <w:rFonts w:ascii="Consolas" w:hAnsi="Consolas"/>
+                <w:sz w:val="18"/>
+              </w:rPr>
+              <w:t xml:space="preserve">                            +- bias_detector response payload</w:t>
+            </w:r>
+            <w:r>
+              <w:br/>
+            </w:r>
+            <w:r>
+              <w:rPr>
+                <w:rFonts w:ascii="Consolas" w:hAnsi="Consolas"/>
+                <w:sz w:val="18"/>
+              </w:rPr>
+              <w:t xml:space="preserve">                                (retrieval array preserved alongside with_rag JSON)</w:t>
+            </w:r>
+          </w:p>
+        </w:tc>
+      </w:tr>
+    </w:tbl>
+    <w:p>
+      <w:pPr>
+        <w:pStyle w:val="Heading2"/>
+      </w:pPr>
+      <w:r>
+        <w:t>9.4 CI/CD Strategy</w:t>
+      </w:r>
+    </w:p>
+    <w:p>
+      <w:r>
+        <w:rPr>
+          <w:b w:val="0"/>
+          <w:i w:val="0"/>
+        </w:rPr>
+        <w:t>Code pipeline (continuous integration):</w:t>
+      </w:r>
+    </w:p>
+    <w:p>
+      <w:pPr>
+        <w:pStyle w:val="ListBullet"/>
+      </w:pPr>
+      <w:r>
+        <w:t>lint (ruff/black) - unit tests - schema tests on taxonomy / concepts JSON - smoke ingest on a synthetic PDF - container build with Trivy scan - push to ECR on merge.</w:t>
+      </w:r>
+    </w:p>
+    <w:p>
+      <w:r>
+        <w:rPr>
+          <w:b w:val="0"/>
+          <w:i w:val="0"/>
+        </w:rPr>
+        <w:t>Corpus pipeline (continuous corpus delivery):</w:t>
+      </w:r>
+    </w:p>
+    <w:p>
+      <w:pPr>
+        <w:pStyle w:val="ListBullet"/>
+      </w:pPr>
+      <w:r>
+        <w:t>JSON schema validate - regenerate dossier PDFs - python data_pipeline/build_knowledge_base.py --corpus public - python data_pipeline/build_vector_index.py --corpus public.</w:t>
+      </w:r>
+    </w:p>
+    <w:p>
+      <w:pPr>
+        <w:pStyle w:val="ListBullet"/>
+      </w:pPr>
+      <w:r>
+        <w:t>Run python evaluation/run_evaluation.py to produce a comparison report against the previous baseline; regressions block merge.</w:t>
+      </w:r>
+    </w:p>
+    <w:p>
+      <w:pPr>
+        <w:pStyle w:val="ListBullet"/>
+      </w:pPr>
+      <w:r>
+        <w:t>Upload the new vector store to S3 with a versioned object key.</w:t>
+      </w:r>
+    </w:p>
+    <w:p>
+      <w:r>
+        <w:rPr>
+          <w:b w:val="0"/>
+          <w:i w:val="0"/>
+        </w:rPr>
+        <w:t>Deployment:</w:t>
+      </w:r>
+    </w:p>
+    <w:p>
+      <w:pPr>
+        <w:pStyle w:val="ListBullet"/>
+      </w:pPr>
+      <w:r>
+        <w:t>Blue/green deployment via ECS service-update or Lambda alias-shift on traffic.</w:t>
+      </w:r>
+    </w:p>
+    <w:p>
+      <w:pPr>
+        <w:pStyle w:val="ListBullet"/>
+      </w:pPr>
+      <w:r>
+        <w:t>Manual approval gate for production until automated evaluation gating reaches the agreed quality bar.</w:t>
+      </w:r>
+    </w:p>
+    <w:p>
+      <w:pPr>
+        <w:pStyle w:val="ListBullet"/>
+      </w:pPr>
+      <w:r>
+        <w:t>Vector-store hot reload (planned): runtime watches a versioned S3 prefix and atomically swaps to the new manifest, no redeploy needed for corpus refresh.</w:t>
+      </w:r>
+    </w:p>
+    <w:p>
+      <w:pPr>
+        <w:pStyle w:val="Heading2"/>
+      </w:pPr>
+      <w:r>
+        <w:t>9.5 Evaluation Gating</w:t>
+      </w:r>
+    </w:p>
+    <w:p>
+      <w:r>
+        <w:rPr>
+          <w:b w:val="0"/>
+          <w:i w:val="0"/>
+        </w:rPr>
+        <w:t>The deployment pipeline runs the evaluation harness against the canonical 30-plus scenarios on every release candidate. Releases are blocked when:</w:t>
+      </w:r>
+    </w:p>
+    <w:p>
+      <w:pPr>
+        <w:pStyle w:val="ListBullet"/>
+      </w:pPr>
+      <w:r>
+        <w:t>Schema fidelity drops below 100 percent on the canonical scenarios.</w:t>
+      </w:r>
+    </w:p>
+    <w:p>
+      <w:pPr>
+        <w:pStyle w:val="ListBullet"/>
+      </w:pPr>
+      <w:r>
+        <w:t>Taxonomy adherence drops below 100 percent (any invented bias name is a hard fail).</w:t>
+      </w:r>
+    </w:p>
+    <w:p>
+      <w:pPr>
+        <w:pStyle w:val="ListBullet"/>
+      </w:pPr>
+      <w:r>
+        <w:t>Bias-count delta between baseline and RAG indicates a regression.</w:t>
+      </w:r>
+    </w:p>
+    <w:p>
+      <w:pPr>
+        <w:pStyle w:val="ListBullet"/>
+      </w:pPr>
+      <w:r>
+        <w:t>P95 end-to-end latency exceeds the agreed SLO (currently 8 seconds).</w:t>
+      </w:r>
+    </w:p>
+    <w:p>
+      <w:pPr>
+        <w:pStyle w:val="ListBullet"/>
+      </w:pPr>
+      <w:r>
+        <w:t>Empty-retrieval fraction exceeds 1 percent (early signal of corpus or query-encoder drift).</w:t>
+      </w:r>
+    </w:p>
+    <w:p>
+      <w:r>
+        <w:rPr>
+          <w:b w:val="0"/>
+          <w:i w:val="0"/>
+        </w:rPr>
+        <w:t>A nightly job runs scripts/compare_versions.py --versions public,private so the lift between corpora is monitored as a moving baseline rather than a one-off measurement.</w:t>
+      </w:r>
+    </w:p>
+    <w:p>
+      <w:pPr>
+        <w:pStyle w:val="Heading2"/>
+      </w:pPr>
+      <w:r>
+        <w:t>9.6 Observability</w:t>
+      </w:r>
+    </w:p>
+    <w:p>
+      <w:pPr>
+        <w:pStyle w:val="ListBullet"/>
+      </w:pPr>
+      <w:r>
+        <w:t>Structured JSON logs for every retrieval and inference call: trace_id, scenario_id, corpus, top_k, mmr_lambda, retrieved_chunk_ids, similarity_scores, baseline_call_ms, rag_call_ms, json_parse_retries, input_tokens, output_tokens, model_id.</w:t>
+      </w:r>
+    </w:p>
+    <w:p>
+      <w:pPr>
+        <w:pStyle w:val="ListBullet"/>
+      </w:pPr>
+      <w:r>
+        <w:t>CloudWatch metrics: P50/P95 retrieval latency, P50/P95 inference latency for each path, JSON-parse retry rate, empty-result rate, Bedrock throttling rate, estimated cost per scenario.</w:t>
+      </w:r>
+    </w:p>
+    <w:p>
+      <w:pPr>
+        <w:pStyle w:val="ListBullet"/>
+      </w:pPr>
+      <w:r>
+        <w:t>Distributed tracing (AWS X-Ray) wraps embed_query, faiss_search, mmr, rerank, format_context, baseline_call, rag_call.</w:t>
+      </w:r>
+    </w:p>
+    <w:p>
+      <w:pPr>
+        <w:pStyle w:val="ListBullet"/>
+      </w:pPr>
+      <w:r>
+        <w:t>Alarms: Bedrock throttling &gt; 1 percent over 5 minutes, JSON retry &gt; 5 percent, empty-result &gt; 5 percent, P95 latency &gt; 12 seconds, &gt; 30 percent change in average bias count vs trailing 7-day baseline.</w:t>
+      </w:r>
+    </w:p>
+    <w:p>
+      <w:pPr>
+        <w:pStyle w:val="Heading2"/>
+      </w:pPr>
+      <w:r>
+        <w:t>9.7 Cost Management</w:t>
+      </w:r>
+    </w:p>
+    <w:p>
+      <w:pPr>
+        <w:pStyle w:val="ListBullet"/>
+      </w:pPr>
+      <w:r>
+        <w:t>Embeddings cached on disk (embeddings.npy) and reused across queries; only the query is embedded at runtime.</w:t>
+      </w:r>
+    </w:p>
+    <w:p>
+      <w:pPr>
+        <w:pStyle w:val="ListBullet"/>
+      </w:pPr>
+      <w:r>
+        <w:t>Two-layer retrieval - FAISS pulls a wide pool, the optional reranker scores at most a fixed top-N (default 24).</w:t>
+      </w:r>
+    </w:p>
+    <w:p>
+      <w:pPr>
+        <w:pStyle w:val="ListBullet"/>
+      </w:pPr>
+      <w:r>
+        <w:t>MMR runs before the reranker so the LLM judge sees a constant number of candidates regardless of corpus size.</w:t>
+      </w:r>
+    </w:p>
+    <w:p>
+      <w:pPr>
+        <w:pStyle w:val="ListBullet"/>
+      </w:pPr>
+      <w:r>
+        <w:t>LLM-based passage classification (ENRICHMENT_USE_LLM) is off by default; rule-based classifier is free.</w:t>
+      </w:r>
+    </w:p>
+    <w:p>
+      <w:pPr>
+        <w:pStyle w:val="ListBullet"/>
+      </w:pPr>
+      <w:r>
+        <w:t>Claude-Haiku reranker (RAG_RERANKER) is off by default; documented but not enabled until corpus exceeds ~3,000 chunks.</w:t>
+      </w:r>
+    </w:p>
+    <w:p>
+      <w:pPr>
+        <w:pStyle w:val="ListBullet"/>
+      </w:pPr>
+      <w:r>
+        <w:t>Monthly cost dashboard splits spend by chat, embedding-runtime, embedding-corpus-build, and rerank.</w:t>
+      </w:r>
+    </w:p>
+    <w:p>
+      <w:pPr>
+        <w:pStyle w:val="Heading2"/>
+      </w:pPr>
+      <w:r>
+        <w:t>9.8 Drift Monitoring</w:t>
+      </w:r>
+    </w:p>
+    <w:p>
+      <w:pPr>
+        <w:pStyle w:val="ListBullet"/>
+      </w:pPr>
+      <w:r>
+        <w:t>Corpus drift: chunk counts and concept distributions tracked between builds; &gt; 10 percent shift opens a review issue.</w:t>
+      </w:r>
+    </w:p>
+    <w:p>
+      <w:pPr>
+        <w:pStyle w:val="ListBullet"/>
+      </w:pPr>
+      <w:r>
+        <w:t>Retrieval-quality drift: same canonical query suite runs nightly; significant changes in average similarity score or top-k chunk identity flag a regression.</w:t>
+      </w:r>
+    </w:p>
+    <w:p>
+      <w:pPr>
+        <w:pStyle w:val="ListBullet"/>
+      </w:pPr>
+      <w:r>
+        <w:t>Output drift: bias-count and recommended-action distributions per domain are tracked; abrupt changes are escalated (a vendor model upgrade often presents this way).</w:t>
+      </w:r>
+    </w:p>
+    <w:p>
+      <w:pPr>
+        <w:pStyle w:val="Heading2"/>
+      </w:pPr>
+      <w:r>
+        <w:t>9.9 Disaster Recovery</w:t>
+      </w:r>
+    </w:p>
+    <w:tbl>
+      <w:tblPr>
+        <w:tblW w:type="auto" w:w="0"/>
+        <w:tblLayout w:type="autofit"/>
+        <w:tblLook w:firstColumn="1" w:firstRow="1" w:lastColumn="0" w:lastRow="0" w:noHBand="0" w:noVBand="1" w:val="04A0"/>
+      </w:tblPr>
+      <w:tblGrid>
+        <w:gridCol w:w="3249"/>
+        <w:gridCol w:w="3249"/>
+        <w:gridCol w:w="3249"/>
+      </w:tblGrid>
+      <w:tr>
+        <w:tc>
+          <w:tcPr>
+            <w:tcW w:type="dxa" w:w="3249"/>
+            <w:shd w:val="clear" w:color="auto" w:fill="0F3D91"/>
+            <w:tcBorders>
+              <w:top w:val="single" w:sz="6" w:color="0F3D91"/>
+              <w:left w:val="single" w:sz="6" w:color="0F3D91"/>
+              <w:bottom w:val="single" w:sz="6" w:color="0F3D91"/>
+              <w:right w:val="single" w:sz="6" w:color="0F3D91"/>
+            </w:tcBorders>
+          </w:tcPr>
+          <w:p>
+            <w:r/>
+            <w:r>
+              <w:rPr>
+                <w:b/>
+                <w:color w:val="FFFFFF"/>
+              </w:rPr>
+              <w:t>Artefact</w:t>
+            </w:r>
+          </w:p>
+        </w:tc>
+        <w:tc>
+          <w:tcPr>
+            <w:tcW w:type="dxa" w:w="3249"/>
+            <w:shd w:val="clear" w:color="auto" w:fill="0F3D91"/>
+            <w:tcBorders>
+              <w:top w:val="single" w:sz="6" w:color="0F3D91"/>
+              <w:left w:val="single" w:sz="6" w:color="0F3D91"/>
+              <w:bottom w:val="single" w:sz="6" w:color="0F3D91"/>
+              <w:right w:val="single" w:sz="6" w:color="0F3D91"/>
+            </w:tcBorders>
+          </w:tcPr>
+          <w:p>
+            <w:r/>
+            <w:r>
+              <w:rPr>
+                <w:b/>
+                <w:color w:val="FFFFFF"/>
+              </w:rPr>
+              <w:t>Backup</w:t>
+            </w:r>
+          </w:p>
+        </w:tc>
+        <w:tc>
+          <w:tcPr>
+            <w:tcW w:type="dxa" w:w="3249"/>
+            <w:shd w:val="clear" w:color="auto" w:fill="0F3D91"/>
+            <w:tcBorders>
+              <w:top w:val="single" w:sz="6" w:color="0F3D91"/>
+              <w:left w:val="single" w:sz="6" w:color="0F3D91"/>
+              <w:bottom w:val="single" w:sz="6" w:color="0F3D91"/>
+              <w:right w:val="single" w:sz="6" w:color="0F3D91"/>
+            </w:tcBorders>
+          </w:tcPr>
+          <w:p>
+            <w:r/>
+            <w:r>
+              <w:rPr>
+                <w:b/>
+                <w:color w:val="FFFFFF"/>
+              </w:rPr>
+              <w:t>RPO / RTO target</w:t>
+            </w:r>
+          </w:p>
+        </w:tc>
+      </w:tr>
+      <w:tr>
+        <w:tc>
+          <w:tcPr>
+            <w:tcW w:type="dxa" w:w="3249"/>
+            <w:tcBorders>
+              <w:top w:val="single" w:sz="6" w:color="BFBFBF"/>
+              <w:left w:val="single" w:sz="6" w:color="BFBFBF"/>
+              <w:bottom w:val="single" w:sz="6" w:color="BFBFBF"/>
+              <w:right w:val="single" w:sz="6" w:color="BFBFBF"/>
+            </w:tcBorders>
+            <w:shd w:val="clear" w:color="auto" w:fill="FFFFFF"/>
+          </w:tcPr>
+          <w:p>
+            <w:r/>
+            <w:r>
+              <w:t>Vector store (public)</w:t>
+            </w:r>
+          </w:p>
+        </w:tc>
+        <w:tc>
+          <w:tcPr>
+            <w:tcW w:type="dxa" w:w="3249"/>
+            <w:tcBorders>
+              <w:top w:val="single" w:sz="6" w:color="BFBFBF"/>
+              <w:left w:val="single" w:sz="6" w:color="BFBFBF"/>
+              <w:bottom w:val="single" w:sz="6" w:color="BFBFBF"/>
+              <w:right w:val="single" w:sz="6" w:color="BFBFBF"/>
+            </w:tcBorders>
+            <w:shd w:val="clear" w:color="auto" w:fill="FFFFFF"/>
+          </w:tcPr>
+          <w:p>
+            <w:r/>
+            <w:r>
+              <w:t>Versioned S3 bucket with object-lock</w:t>
+            </w:r>
+          </w:p>
+        </w:tc>
+        <w:tc>
+          <w:tcPr>
+            <w:tcW w:type="dxa" w:w="3249"/>
+            <w:tcBorders>
+              <w:top w:val="single" w:sz="6" w:color="BFBFBF"/>
+              <w:left w:val="single" w:sz="6" w:color="BFBFBF"/>
+              <w:bottom w:val="single" w:sz="6" w:color="BFBFBF"/>
+              <w:right w:val="single" w:sz="6" w:color="BFBFBF"/>
+            </w:tcBorders>
+            <w:shd w:val="clear" w:color="auto" w:fill="FFFFFF"/>
+          </w:tcPr>
+          <w:p>
+            <w:r/>
+            <w:r>
+              <w:t>RPO 24h / RTO 1h</w:t>
             </w:r>
           </w:p>
         </w:tc>
@@ -6234,7 +6639,7 @@
           <w:p>
             <w:r/>
             <w:r>
-              <w:t>Misuse as authoritative advice</w:t>
+              <w:t>Taxonomies and prompts</w:t>
             </w:r>
           </w:p>
         </w:tc>
@@ -6252,7 +6657,7 @@
           <w:p>
             <w:r/>
             <w:r>
-              <w:t>Harm to users in legal/HR/medical contexts</w:t>
+              <w:t>git history</w:t>
             </w:r>
           </w:p>
         </w:tc>
@@ -6270,7 +6675,7 @@
           <w:p>
             <w:r/>
             <w:r>
-              <w:t>Explicit disclaimer surfaced in UI and in every output payload; training material for stakeholders</w:t>
+              <w:t>RPO 0 / RTO &lt; 15 min</w:t>
             </w:r>
           </w:p>
         </w:tc>
@@ -6290,7 +6695,7 @@
           <w:p>
             <w:r/>
             <w:r>
-              <w:t>Corpus bias toward English/Western literature</w:t>
+              <w:t>Container images</w:t>
             </w:r>
           </w:p>
         </w:tc>
@@ -6308,7 +6713,7 @@
           <w:p>
             <w:r/>
             <w:r>
-              <w:t>Recommendations skew culturally</w:t>
+              <w:t>ECR with lifecycle policy retaining last 30 images</w:t>
             </w:r>
           </w:p>
         </w:tc>
@@ -6326,6 +6731,1958 @@
           <w:p>
             <w:r/>
             <w:r>
+              <w:t>RPO 0 / RTO &lt; 30 min</w:t>
+            </w:r>
+          </w:p>
+        </w:tc>
+      </w:tr>
+      <w:tr>
+        <w:tc>
+          <w:tcPr>
+            <w:tcW w:type="dxa" w:w="3249"/>
+            <w:tcBorders>
+              <w:top w:val="single" w:sz="6" w:color="BFBFBF"/>
+              <w:left w:val="single" w:sz="6" w:color="BFBFBF"/>
+              <w:bottom w:val="single" w:sz="6" w:color="BFBFBF"/>
+              <w:right w:val="single" w:sz="6" w:color="BFBFBF"/>
+            </w:tcBorders>
+            <w:shd w:val="clear" w:color="auto" w:fill="EEF2F7"/>
+          </w:tcPr>
+          <w:p>
+            <w:r/>
+            <w:r>
+              <w:t>Secrets</w:t>
+            </w:r>
+          </w:p>
+        </w:tc>
+        <w:tc>
+          <w:tcPr>
+            <w:tcW w:type="dxa" w:w="3249"/>
+            <w:tcBorders>
+              <w:top w:val="single" w:sz="6" w:color="BFBFBF"/>
+              <w:left w:val="single" w:sz="6" w:color="BFBFBF"/>
+              <w:bottom w:val="single" w:sz="6" w:color="BFBFBF"/>
+              <w:right w:val="single" w:sz="6" w:color="BFBFBF"/>
+            </w:tcBorders>
+            <w:shd w:val="clear" w:color="auto" w:fill="EEF2F7"/>
+          </w:tcPr>
+          <w:p>
+            <w:r/>
+            <w:r>
+              <w:t>AWS Secrets Manager rotation history</w:t>
+            </w:r>
+          </w:p>
+        </w:tc>
+        <w:tc>
+          <w:tcPr>
+            <w:tcW w:type="dxa" w:w="3249"/>
+            <w:tcBorders>
+              <w:top w:val="single" w:sz="6" w:color="BFBFBF"/>
+              <w:left w:val="single" w:sz="6" w:color="BFBFBF"/>
+              <w:bottom w:val="single" w:sz="6" w:color="BFBFBF"/>
+              <w:right w:val="single" w:sz="6" w:color="BFBFBF"/>
+            </w:tcBorders>
+            <w:shd w:val="clear" w:color="auto" w:fill="EEF2F7"/>
+          </w:tcPr>
+          <w:p>
+            <w:r/>
+            <w:r>
+              <w:t>RPO 0 / RTO &lt; 30 min</w:t>
+            </w:r>
+          </w:p>
+        </w:tc>
+      </w:tr>
+      <w:tr>
+        <w:tc>
+          <w:tcPr>
+            <w:tcW w:type="dxa" w:w="3249"/>
+            <w:tcBorders>
+              <w:top w:val="single" w:sz="6" w:color="BFBFBF"/>
+              <w:left w:val="single" w:sz="6" w:color="BFBFBF"/>
+              <w:bottom w:val="single" w:sz="6" w:color="BFBFBF"/>
+              <w:right w:val="single" w:sz="6" w:color="BFBFBF"/>
+            </w:tcBorders>
+            <w:shd w:val="clear" w:color="auto" w:fill="FFFFFF"/>
+          </w:tcPr>
+          <w:p>
+            <w:r/>
+            <w:r>
+              <w:t>Private corpus</w:t>
+            </w:r>
+          </w:p>
+        </w:tc>
+        <w:tc>
+          <w:tcPr>
+            <w:tcW w:type="dxa" w:w="3249"/>
+            <w:tcBorders>
+              <w:top w:val="single" w:sz="6" w:color="BFBFBF"/>
+              <w:left w:val="single" w:sz="6" w:color="BFBFBF"/>
+              <w:bottom w:val="single" w:sz="6" w:color="BFBFBF"/>
+              <w:right w:val="single" w:sz="6" w:color="BFBFBF"/>
+            </w:tcBorders>
+            <w:shd w:val="clear" w:color="auto" w:fill="FFFFFF"/>
+          </w:tcPr>
+          <w:p>
+            <w:r/>
+            <w:r>
+              <w:t>Local-laptop backup (Time Machine or equivalent)</w:t>
+            </w:r>
+          </w:p>
+        </w:tc>
+        <w:tc>
+          <w:tcPr>
+            <w:tcW w:type="dxa" w:w="3249"/>
+            <w:tcBorders>
+              <w:top w:val="single" w:sz="6" w:color="BFBFBF"/>
+              <w:left w:val="single" w:sz="6" w:color="BFBFBF"/>
+              <w:bottom w:val="single" w:sz="6" w:color="BFBFBF"/>
+              <w:right w:val="single" w:sz="6" w:color="BFBFBF"/>
+            </w:tcBorders>
+            <w:shd w:val="clear" w:color="auto" w:fill="FFFFFF"/>
+          </w:tcPr>
+          <w:p>
+            <w:r/>
+            <w:r>
+              <w:t>Out of production DR scope</w:t>
+            </w:r>
+          </w:p>
+        </w:tc>
+      </w:tr>
+    </w:tbl>
+    <w:p>
+      <w:r>
+        <w:rPr>
+          <w:b w:val="0"/>
+          <w:i w:val="0"/>
+        </w:rPr>
+        <w:t>A failed Bedrock region is mitigated by Bedrock cross-region failover (AWS-managed) and, for a future hardening, a secondary Bedrock region in us-east-1 configured as warm standby.</w:t>
+      </w:r>
+    </w:p>
+    <w:p>
+      <w:pPr>
+        <w:pStyle w:val="Heading2"/>
+      </w:pPr>
+      <w:r>
+        <w:t>9.10 Responsible AI and Governance</w:t>
+      </w:r>
+    </w:p>
+    <w:p>
+      <w:pPr>
+        <w:pStyle w:val="ListBullet"/>
+      </w:pPr>
+      <w:r>
+        <w:t>Disclaimer surfaced in every UI and in the response payload: not legal, medical, HR, or financial advice.</w:t>
+      </w:r>
+    </w:p>
+    <w:p>
+      <w:pPr>
+        <w:pStyle w:val="ListBullet"/>
+      </w:pPr>
+      <w:r>
+        <w:t>Closed-vocabulary output - the taxonomy is injected into the system prompt and the LLM cannot invent bias names.</w:t>
+      </w:r>
+    </w:p>
+    <w:p>
+      <w:pPr>
+        <w:pStyle w:val="ListBullet"/>
+      </w:pPr>
+      <w:r>
+        <w:t>Source attribution - every RAG response carries a retrieval array with chunk ids, sources, similarity scores, and concepts.</w:t>
+      </w:r>
+    </w:p>
+    <w:p>
+      <w:pPr>
+        <w:pStyle w:val="ListBullet"/>
+      </w:pPr>
+      <w:r>
+        <w:t>Human-in-the-loop is the explicit operating model; the system never automates a decision.</w:t>
+      </w:r>
+    </w:p>
+    <w:p>
+      <w:pPr>
+        <w:pStyle w:val="ListBullet"/>
+      </w:pPr>
+      <w:r>
+        <w:t>Coverage and limitations documented in the README so consumers understand the cultural and linguistic lens.</w:t>
+      </w:r>
+    </w:p>
+    <w:p>
+      <w:pPr>
+        <w:pStyle w:val="ListBullet"/>
+      </w:pPr>
+      <w:r>
+        <w:t>Audit-ready history retained under data-handling controls so any answer can be reconstructed and reviewed.</w:t>
+      </w:r>
+    </w:p>
+    <w:p>
+      <w:r>
+        <w:br w:type="page"/>
+      </w:r>
+    </w:p>
+    <w:p>
+      <w:pPr>
+        <w:pStyle w:val="Heading1"/>
+        <w:pBdr>
+          <w:bottom w:val="single" w:sz="6" w:space="1" w:color="BFBFBF"/>
+        </w:pBdr>
+      </w:pPr>
+      <w:r>
+        <w:t>10. LLM Provider Portability</w:t>
+      </w:r>
+    </w:p>
+    <w:p>
+      <w:r>
+        <w:rPr>
+          <w:b w:val="0"/>
+          <w:i w:val="0"/>
+        </w:rPr>
+        <w:t>The system is intentionally pinned to AWS Bedrock and Anthropic Claude Sonnet 4.5 today, but the design treats the foundation-model layer as a swappable component. This section describes how a future team would migrate the runtime onto a different provider with minimal disruption and explains why the abstraction is small enough to make that migration a focused exercise rather than a rewrite.</w:t>
+      </w:r>
+    </w:p>
+    <w:p>
+      <w:pPr>
+        <w:pStyle w:val="Heading2"/>
+      </w:pPr>
+      <w:r>
+        <w:t>10.1 The Single Choke Point</w:t>
+      </w:r>
+    </w:p>
+    <w:p>
+      <w:r>
+        <w:rPr>
+          <w:b w:val="0"/>
+          <w:i w:val="0"/>
+        </w:rPr>
+        <w:t>All provider interactions flow through one module - app/services/bedrock_provider.py - which exposes exactly two methods:</w:t>
+      </w:r>
+    </w:p>
+    <w:p>
+      <w:pPr>
+        <w:pStyle w:val="ListBullet"/>
+      </w:pPr>
+      <w:r>
+        <w:t>converse(system_prompt, user_prompt, max_tokens=...) returns a result with .text, .input_tokens, .output_tokens.</w:t>
+      </w:r>
+    </w:p>
+    <w:p>
+      <w:pPr>
+        <w:pStyle w:val="ListBullet"/>
+      </w:pPr>
+      <w:r>
+        <w:t>embed_text(text) returns a Python list of floats (1024-dim, unit-norm by default).</w:t>
+      </w:r>
+    </w:p>
+    <w:p>
+      <w:r>
+        <w:rPr>
+          <w:b w:val="0"/>
+          <w:i w:val="0"/>
+        </w:rPr>
+        <w:t>Every other module - the bias detector, the retriever, the ingestion pipeline - calls these two methods. Switching providers means writing an alternative provider class with the same two-method shape; nothing else needs to change.</w:t>
+      </w:r>
+    </w:p>
+    <w:p>
+      <w:pPr>
+        <w:pStyle w:val="Heading2"/>
+      </w:pPr>
+      <w:r>
+        <w:t>10.2 What Stays Stable Across Providers</w:t>
+      </w:r>
+    </w:p>
+    <w:p>
+      <w:pPr>
+        <w:pStyle w:val="ListBullet"/>
+      </w:pPr>
+      <w:r>
+        <w:t>The system-prompt + user-prompt structure (most modern providers accept this shape natively).</w:t>
+      </w:r>
+    </w:p>
+    <w:p>
+      <w:pPr>
+        <w:pStyle w:val="ListBullet"/>
+      </w:pPr>
+      <w:r>
+        <w:t>The strict JSON schema for output - it is defined in prompts/bias_detection_system_prompt.txt, not in the provider.</w:t>
+      </w:r>
+    </w:p>
+    <w:p>
+      <w:pPr>
+        <w:pStyle w:val="ListBullet"/>
+      </w:pPr>
+      <w:r>
+        <w:t>The retrieval logic - FAISS, MMR, and concept filtering are provider-independent.</w:t>
+      </w:r>
+    </w:p>
+    <w:p>
+      <w:pPr>
+        <w:pStyle w:val="ListBullet"/>
+      </w:pPr>
+      <w:r>
+        <w:t>The taxonomy and the response payload - both are provider-independent.</w:t>
+      </w:r>
+    </w:p>
+    <w:p>
+      <w:pPr>
+        <w:pStyle w:val="ListBullet"/>
+      </w:pPr>
+      <w:r>
+        <w:t>The vector dimension is recorded in vector_store/manifest.json; if the new provider's embedding model has a different native dimension, the corpus is rebuilt and the manifest is updated.</w:t>
+      </w:r>
+    </w:p>
+    <w:p>
+      <w:pPr>
+        <w:pStyle w:val="Heading2"/>
+      </w:pPr>
+      <w:r>
+        <w:t>10.3 What Changes Per Provider</w:t>
+      </w:r>
+    </w:p>
+    <w:tbl>
+      <w:tblPr>
+        <w:tblW w:type="auto" w:w="0"/>
+        <w:tblLayout w:type="autofit"/>
+        <w:tblLook w:firstColumn="1" w:firstRow="1" w:lastColumn="0" w:lastRow="0" w:noHBand="0" w:noVBand="1" w:val="04A0"/>
+      </w:tblPr>
+      <w:tblGrid>
+        <w:gridCol w:w="1949"/>
+        <w:gridCol w:w="1949"/>
+        <w:gridCol w:w="1949"/>
+        <w:gridCol w:w="1949"/>
+        <w:gridCol w:w="1949"/>
+      </w:tblGrid>
+      <w:tr>
+        <w:tc>
+          <w:tcPr>
+            <w:tcW w:type="dxa" w:w="1949"/>
+            <w:shd w:val="clear" w:color="auto" w:fill="0F3D91"/>
+            <w:tcBorders>
+              <w:top w:val="single" w:sz="6" w:color="0F3D91"/>
+              <w:left w:val="single" w:sz="6" w:color="0F3D91"/>
+              <w:bottom w:val="single" w:sz="6" w:color="0F3D91"/>
+              <w:right w:val="single" w:sz="6" w:color="0F3D91"/>
+            </w:tcBorders>
+          </w:tcPr>
+          <w:p>
+            <w:r/>
+            <w:r>
+              <w:rPr>
+                <w:b/>
+                <w:color w:val="FFFFFF"/>
+              </w:rPr>
+              <w:t>Provider</w:t>
+            </w:r>
+          </w:p>
+        </w:tc>
+        <w:tc>
+          <w:tcPr>
+            <w:tcW w:type="dxa" w:w="1949"/>
+            <w:shd w:val="clear" w:color="auto" w:fill="0F3D91"/>
+            <w:tcBorders>
+              <w:top w:val="single" w:sz="6" w:color="0F3D91"/>
+              <w:left w:val="single" w:sz="6" w:color="0F3D91"/>
+              <w:bottom w:val="single" w:sz="6" w:color="0F3D91"/>
+              <w:right w:val="single" w:sz="6" w:color="0F3D91"/>
+            </w:tcBorders>
+          </w:tcPr>
+          <w:p>
+            <w:r/>
+            <w:r>
+              <w:rPr>
+                <w:b/>
+                <w:color w:val="FFFFFF"/>
+              </w:rPr>
+              <w:t>Auth</w:t>
+            </w:r>
+          </w:p>
+        </w:tc>
+        <w:tc>
+          <w:tcPr>
+            <w:tcW w:type="dxa" w:w="1949"/>
+            <w:shd w:val="clear" w:color="auto" w:fill="0F3D91"/>
+            <w:tcBorders>
+              <w:top w:val="single" w:sz="6" w:color="0F3D91"/>
+              <w:left w:val="single" w:sz="6" w:color="0F3D91"/>
+              <w:bottom w:val="single" w:sz="6" w:color="0F3D91"/>
+              <w:right w:val="single" w:sz="6" w:color="0F3D91"/>
+            </w:tcBorders>
+          </w:tcPr>
+          <w:p>
+            <w:r/>
+            <w:r>
+              <w:rPr>
+                <w:b/>
+                <w:color w:val="FFFFFF"/>
+              </w:rPr>
+              <w:t>Chat model</w:t>
+            </w:r>
+          </w:p>
+        </w:tc>
+        <w:tc>
+          <w:tcPr>
+            <w:tcW w:type="dxa" w:w="1949"/>
+            <w:shd w:val="clear" w:color="auto" w:fill="0F3D91"/>
+            <w:tcBorders>
+              <w:top w:val="single" w:sz="6" w:color="0F3D91"/>
+              <w:left w:val="single" w:sz="6" w:color="0F3D91"/>
+              <w:bottom w:val="single" w:sz="6" w:color="0F3D91"/>
+              <w:right w:val="single" w:sz="6" w:color="0F3D91"/>
+            </w:tcBorders>
+          </w:tcPr>
+          <w:p>
+            <w:r/>
+            <w:r>
+              <w:rPr>
+                <w:b/>
+                <w:color w:val="FFFFFF"/>
+              </w:rPr>
+              <w:t>Embedding model</w:t>
+            </w:r>
+          </w:p>
+        </w:tc>
+        <w:tc>
+          <w:tcPr>
+            <w:tcW w:type="dxa" w:w="1949"/>
+            <w:shd w:val="clear" w:color="auto" w:fill="0F3D91"/>
+            <w:tcBorders>
+              <w:top w:val="single" w:sz="6" w:color="0F3D91"/>
+              <w:left w:val="single" w:sz="6" w:color="0F3D91"/>
+              <w:bottom w:val="single" w:sz="6" w:color="0F3D91"/>
+              <w:right w:val="single" w:sz="6" w:color="0F3D91"/>
+            </w:tcBorders>
+          </w:tcPr>
+          <w:p>
+            <w:r/>
+            <w:r>
+              <w:rPr>
+                <w:b/>
+                <w:color w:val="FFFFFF"/>
+              </w:rPr>
+              <w:t>Notes</w:t>
+            </w:r>
+          </w:p>
+        </w:tc>
+      </w:tr>
+      <w:tr>
+        <w:tc>
+          <w:tcPr>
+            <w:tcW w:type="dxa" w:w="1949"/>
+            <w:tcBorders>
+              <w:top w:val="single" w:sz="6" w:color="BFBFBF"/>
+              <w:left w:val="single" w:sz="6" w:color="BFBFBF"/>
+              <w:bottom w:val="single" w:sz="6" w:color="BFBFBF"/>
+              <w:right w:val="single" w:sz="6" w:color="BFBFBF"/>
+            </w:tcBorders>
+            <w:shd w:val="clear" w:color="auto" w:fill="FFFFFF"/>
+          </w:tcPr>
+          <w:p>
+            <w:r/>
+            <w:r>
+              <w:t>Anthropic API (direct)</w:t>
+            </w:r>
+          </w:p>
+        </w:tc>
+        <w:tc>
+          <w:tcPr>
+            <w:tcW w:type="dxa" w:w="1949"/>
+            <w:tcBorders>
+              <w:top w:val="single" w:sz="6" w:color="BFBFBF"/>
+              <w:left w:val="single" w:sz="6" w:color="BFBFBF"/>
+              <w:bottom w:val="single" w:sz="6" w:color="BFBFBF"/>
+              <w:right w:val="single" w:sz="6" w:color="BFBFBF"/>
+            </w:tcBorders>
+            <w:shd w:val="clear" w:color="auto" w:fill="FFFFFF"/>
+          </w:tcPr>
+          <w:p>
+            <w:r/>
+            <w:r>
+              <w:t>ANTHROPIC_API_KEY</w:t>
+            </w:r>
+          </w:p>
+        </w:tc>
+        <w:tc>
+          <w:tcPr>
+            <w:tcW w:type="dxa" w:w="1949"/>
+            <w:tcBorders>
+              <w:top w:val="single" w:sz="6" w:color="BFBFBF"/>
+              <w:left w:val="single" w:sz="6" w:color="BFBFBF"/>
+              <w:bottom w:val="single" w:sz="6" w:color="BFBFBF"/>
+              <w:right w:val="single" w:sz="6" w:color="BFBFBF"/>
+            </w:tcBorders>
+            <w:shd w:val="clear" w:color="auto" w:fill="FFFFFF"/>
+          </w:tcPr>
+          <w:p>
+            <w:r/>
+            <w:r>
+              <w:t>claude-sonnet-4-5 (latest)</w:t>
+            </w:r>
+          </w:p>
+        </w:tc>
+        <w:tc>
+          <w:tcPr>
+            <w:tcW w:type="dxa" w:w="1949"/>
+            <w:tcBorders>
+              <w:top w:val="single" w:sz="6" w:color="BFBFBF"/>
+              <w:left w:val="single" w:sz="6" w:color="BFBFBF"/>
+              <w:bottom w:val="single" w:sz="6" w:color="BFBFBF"/>
+              <w:right w:val="single" w:sz="6" w:color="BFBFBF"/>
+            </w:tcBorders>
+            <w:shd w:val="clear" w:color="auto" w:fill="FFFFFF"/>
+          </w:tcPr>
+          <w:p>
+            <w:r/>
+            <w:r>
+              <w:t>Anthropic does not host an embedding model; pair with Voyage AI or OpenAI</w:t>
+            </w:r>
+          </w:p>
+        </w:tc>
+        <w:tc>
+          <w:tcPr>
+            <w:tcW w:type="dxa" w:w="1949"/>
+            <w:tcBorders>
+              <w:top w:val="single" w:sz="6" w:color="BFBFBF"/>
+              <w:left w:val="single" w:sz="6" w:color="BFBFBF"/>
+              <w:bottom w:val="single" w:sz="6" w:color="BFBFBF"/>
+              <w:right w:val="single" w:sz="6" w:color="BFBFBF"/>
+            </w:tcBorders>
+            <w:shd w:val="clear" w:color="auto" w:fill="FFFFFF"/>
+          </w:tcPr>
+          <w:p>
+            <w:r/>
+            <w:r>
+              <w:t>Smallest delta from current state - same model family, different transport</w:t>
+            </w:r>
+          </w:p>
+        </w:tc>
+      </w:tr>
+      <w:tr>
+        <w:tc>
+          <w:tcPr>
+            <w:tcW w:type="dxa" w:w="1949"/>
+            <w:tcBorders>
+              <w:top w:val="single" w:sz="6" w:color="BFBFBF"/>
+              <w:left w:val="single" w:sz="6" w:color="BFBFBF"/>
+              <w:bottom w:val="single" w:sz="6" w:color="BFBFBF"/>
+              <w:right w:val="single" w:sz="6" w:color="BFBFBF"/>
+            </w:tcBorders>
+            <w:shd w:val="clear" w:color="auto" w:fill="EEF2F7"/>
+          </w:tcPr>
+          <w:p>
+            <w:r/>
+            <w:r>
+              <w:t>OpenAI</w:t>
+            </w:r>
+          </w:p>
+        </w:tc>
+        <w:tc>
+          <w:tcPr>
+            <w:tcW w:type="dxa" w:w="1949"/>
+            <w:tcBorders>
+              <w:top w:val="single" w:sz="6" w:color="BFBFBF"/>
+              <w:left w:val="single" w:sz="6" w:color="BFBFBF"/>
+              <w:bottom w:val="single" w:sz="6" w:color="BFBFBF"/>
+              <w:right w:val="single" w:sz="6" w:color="BFBFBF"/>
+            </w:tcBorders>
+            <w:shd w:val="clear" w:color="auto" w:fill="EEF2F7"/>
+          </w:tcPr>
+          <w:p>
+            <w:r/>
+            <w:r>
+              <w:t>OPENAI_API_KEY</w:t>
+            </w:r>
+          </w:p>
+        </w:tc>
+        <w:tc>
+          <w:tcPr>
+            <w:tcW w:type="dxa" w:w="1949"/>
+            <w:tcBorders>
+              <w:top w:val="single" w:sz="6" w:color="BFBFBF"/>
+              <w:left w:val="single" w:sz="6" w:color="BFBFBF"/>
+              <w:bottom w:val="single" w:sz="6" w:color="BFBFBF"/>
+              <w:right w:val="single" w:sz="6" w:color="BFBFBF"/>
+            </w:tcBorders>
+            <w:shd w:val="clear" w:color="auto" w:fill="EEF2F7"/>
+          </w:tcPr>
+          <w:p>
+            <w:r/>
+            <w:r>
+              <w:t>gpt-5 / latest reasoning model</w:t>
+            </w:r>
+          </w:p>
+        </w:tc>
+        <w:tc>
+          <w:tcPr>
+            <w:tcW w:type="dxa" w:w="1949"/>
+            <w:tcBorders>
+              <w:top w:val="single" w:sz="6" w:color="BFBFBF"/>
+              <w:left w:val="single" w:sz="6" w:color="BFBFBF"/>
+              <w:bottom w:val="single" w:sz="6" w:color="BFBFBF"/>
+              <w:right w:val="single" w:sz="6" w:color="BFBFBF"/>
+            </w:tcBorders>
+            <w:shd w:val="clear" w:color="auto" w:fill="EEF2F7"/>
+          </w:tcPr>
+          <w:p>
+            <w:r/>
+            <w:r>
+              <w:t>text-embedding-3-large (3072) or -small (1536)</w:t>
+            </w:r>
+          </w:p>
+        </w:tc>
+        <w:tc>
+          <w:tcPr>
+            <w:tcW w:type="dxa" w:w="1949"/>
+            <w:tcBorders>
+              <w:top w:val="single" w:sz="6" w:color="BFBFBF"/>
+              <w:left w:val="single" w:sz="6" w:color="BFBFBF"/>
+              <w:bottom w:val="single" w:sz="6" w:color="BFBFBF"/>
+              <w:right w:val="single" w:sz="6" w:color="BFBFBF"/>
+            </w:tcBorders>
+            <w:shd w:val="clear" w:color="auto" w:fill="EEF2F7"/>
+          </w:tcPr>
+          <w:p>
+            <w:r/>
+            <w:r>
+              <w:t>Confirm strict JSON via response_format=json_object; corpus rebuild required for new dim</w:t>
+            </w:r>
+          </w:p>
+        </w:tc>
+      </w:tr>
+      <w:tr>
+        <w:tc>
+          <w:tcPr>
+            <w:tcW w:type="dxa" w:w="1949"/>
+            <w:tcBorders>
+              <w:top w:val="single" w:sz="6" w:color="BFBFBF"/>
+              <w:left w:val="single" w:sz="6" w:color="BFBFBF"/>
+              <w:bottom w:val="single" w:sz="6" w:color="BFBFBF"/>
+              <w:right w:val="single" w:sz="6" w:color="BFBFBF"/>
+            </w:tcBorders>
+            <w:shd w:val="clear" w:color="auto" w:fill="FFFFFF"/>
+          </w:tcPr>
+          <w:p>
+            <w:r/>
+            <w:r>
+              <w:t>Google Vertex AI</w:t>
+            </w:r>
+          </w:p>
+        </w:tc>
+        <w:tc>
+          <w:tcPr>
+            <w:tcW w:type="dxa" w:w="1949"/>
+            <w:tcBorders>
+              <w:top w:val="single" w:sz="6" w:color="BFBFBF"/>
+              <w:left w:val="single" w:sz="6" w:color="BFBFBF"/>
+              <w:bottom w:val="single" w:sz="6" w:color="BFBFBF"/>
+              <w:right w:val="single" w:sz="6" w:color="BFBFBF"/>
+            </w:tcBorders>
+            <w:shd w:val="clear" w:color="auto" w:fill="FFFFFF"/>
+          </w:tcPr>
+          <w:p>
+            <w:r/>
+            <w:r>
+              <w:t>GOOGLE_APPLICATION_CREDENTIALS</w:t>
+            </w:r>
+          </w:p>
+        </w:tc>
+        <w:tc>
+          <w:tcPr>
+            <w:tcW w:type="dxa" w:w="1949"/>
+            <w:tcBorders>
+              <w:top w:val="single" w:sz="6" w:color="BFBFBF"/>
+              <w:left w:val="single" w:sz="6" w:color="BFBFBF"/>
+              <w:bottom w:val="single" w:sz="6" w:color="BFBFBF"/>
+              <w:right w:val="single" w:sz="6" w:color="BFBFBF"/>
+            </w:tcBorders>
+            <w:shd w:val="clear" w:color="auto" w:fill="FFFFFF"/>
+          </w:tcPr>
+          <w:p>
+            <w:r/>
+            <w:r>
+              <w:t>Gemini 2.5 Pro / latest</w:t>
+            </w:r>
+          </w:p>
+        </w:tc>
+        <w:tc>
+          <w:tcPr>
+            <w:tcW w:type="dxa" w:w="1949"/>
+            <w:tcBorders>
+              <w:top w:val="single" w:sz="6" w:color="BFBFBF"/>
+              <w:left w:val="single" w:sz="6" w:color="BFBFBF"/>
+              <w:bottom w:val="single" w:sz="6" w:color="BFBFBF"/>
+              <w:right w:val="single" w:sz="6" w:color="BFBFBF"/>
+            </w:tcBorders>
+            <w:shd w:val="clear" w:color="auto" w:fill="FFFFFF"/>
+          </w:tcPr>
+          <w:p>
+            <w:r/>
+            <w:r>
+              <w:t>text-embedding-004 (768) or text-embedding-large-002</w:t>
+            </w:r>
+          </w:p>
+        </w:tc>
+        <w:tc>
+          <w:tcPr>
+            <w:tcW w:type="dxa" w:w="1949"/>
+            <w:tcBorders>
+              <w:top w:val="single" w:sz="6" w:color="BFBFBF"/>
+              <w:left w:val="single" w:sz="6" w:color="BFBFBF"/>
+              <w:bottom w:val="single" w:sz="6" w:color="BFBFBF"/>
+              <w:right w:val="single" w:sz="6" w:color="BFBFBF"/>
+            </w:tcBorders>
+            <w:shd w:val="clear" w:color="auto" w:fill="FFFFFF"/>
+          </w:tcPr>
+          <w:p>
+            <w:r/>
+            <w:r>
+              <w:t>Use Vertex SDK; structured-output mode supported; corpus rebuild for new dim</w:t>
+            </w:r>
+          </w:p>
+        </w:tc>
+      </w:tr>
+      <w:tr>
+        <w:tc>
+          <w:tcPr>
+            <w:tcW w:type="dxa" w:w="1949"/>
+            <w:tcBorders>
+              <w:top w:val="single" w:sz="6" w:color="BFBFBF"/>
+              <w:left w:val="single" w:sz="6" w:color="BFBFBF"/>
+              <w:bottom w:val="single" w:sz="6" w:color="BFBFBF"/>
+              <w:right w:val="single" w:sz="6" w:color="BFBFBF"/>
+            </w:tcBorders>
+            <w:shd w:val="clear" w:color="auto" w:fill="EEF2F7"/>
+          </w:tcPr>
+          <w:p>
+            <w:r/>
+            <w:r>
+              <w:t>Azure OpenAI</w:t>
+            </w:r>
+          </w:p>
+        </w:tc>
+        <w:tc>
+          <w:tcPr>
+            <w:tcW w:type="dxa" w:w="1949"/>
+            <w:tcBorders>
+              <w:top w:val="single" w:sz="6" w:color="BFBFBF"/>
+              <w:left w:val="single" w:sz="6" w:color="BFBFBF"/>
+              <w:bottom w:val="single" w:sz="6" w:color="BFBFBF"/>
+              <w:right w:val="single" w:sz="6" w:color="BFBFBF"/>
+            </w:tcBorders>
+            <w:shd w:val="clear" w:color="auto" w:fill="EEF2F7"/>
+          </w:tcPr>
+          <w:p>
+            <w:r/>
+            <w:r>
+              <w:t>AZURE_OPENAI_KEY + endpoint</w:t>
+            </w:r>
+          </w:p>
+        </w:tc>
+        <w:tc>
+          <w:tcPr>
+            <w:tcW w:type="dxa" w:w="1949"/>
+            <w:tcBorders>
+              <w:top w:val="single" w:sz="6" w:color="BFBFBF"/>
+              <w:left w:val="single" w:sz="6" w:color="BFBFBF"/>
+              <w:bottom w:val="single" w:sz="6" w:color="BFBFBF"/>
+              <w:right w:val="single" w:sz="6" w:color="BFBFBF"/>
+            </w:tcBorders>
+            <w:shd w:val="clear" w:color="auto" w:fill="EEF2F7"/>
+          </w:tcPr>
+          <w:p>
+            <w:r/>
+            <w:r>
+              <w:t>Same OpenAI models behind an Azure deployment</w:t>
+            </w:r>
+          </w:p>
+        </w:tc>
+        <w:tc>
+          <w:tcPr>
+            <w:tcW w:type="dxa" w:w="1949"/>
+            <w:tcBorders>
+              <w:top w:val="single" w:sz="6" w:color="BFBFBF"/>
+              <w:left w:val="single" w:sz="6" w:color="BFBFBF"/>
+              <w:bottom w:val="single" w:sz="6" w:color="BFBFBF"/>
+              <w:right w:val="single" w:sz="6" w:color="BFBFBF"/>
+            </w:tcBorders>
+            <w:shd w:val="clear" w:color="auto" w:fill="EEF2F7"/>
+          </w:tcPr>
+          <w:p>
+            <w:r/>
+            <w:r>
+              <w:t>Same OpenAI embeddings</w:t>
+            </w:r>
+          </w:p>
+        </w:tc>
+        <w:tc>
+          <w:tcPr>
+            <w:tcW w:type="dxa" w:w="1949"/>
+            <w:tcBorders>
+              <w:top w:val="single" w:sz="6" w:color="BFBFBF"/>
+              <w:left w:val="single" w:sz="6" w:color="BFBFBF"/>
+              <w:bottom w:val="single" w:sz="6" w:color="BFBFBF"/>
+              <w:right w:val="single" w:sz="6" w:color="BFBFBF"/>
+            </w:tcBorders>
+            <w:shd w:val="clear" w:color="auto" w:fill="EEF2F7"/>
+          </w:tcPr>
+          <w:p>
+            <w:r/>
+            <w:r>
+              <w:t>Practically identical to OpenAI; differs only in auth and endpoint URL</w:t>
+            </w:r>
+          </w:p>
+        </w:tc>
+      </w:tr>
+      <w:tr>
+        <w:tc>
+          <w:tcPr>
+            <w:tcW w:type="dxa" w:w="1949"/>
+            <w:tcBorders>
+              <w:top w:val="single" w:sz="6" w:color="BFBFBF"/>
+              <w:left w:val="single" w:sz="6" w:color="BFBFBF"/>
+              <w:bottom w:val="single" w:sz="6" w:color="BFBFBF"/>
+              <w:right w:val="single" w:sz="6" w:color="BFBFBF"/>
+            </w:tcBorders>
+            <w:shd w:val="clear" w:color="auto" w:fill="FFFFFF"/>
+          </w:tcPr>
+          <w:p>
+            <w:r/>
+            <w:r>
+              <w:t>Self-hosted (Llama / Mistral)</w:t>
+            </w:r>
+          </w:p>
+        </w:tc>
+        <w:tc>
+          <w:tcPr>
+            <w:tcW w:type="dxa" w:w="1949"/>
+            <w:tcBorders>
+              <w:top w:val="single" w:sz="6" w:color="BFBFBF"/>
+              <w:left w:val="single" w:sz="6" w:color="BFBFBF"/>
+              <w:bottom w:val="single" w:sz="6" w:color="BFBFBF"/>
+              <w:right w:val="single" w:sz="6" w:color="BFBFBF"/>
+            </w:tcBorders>
+            <w:shd w:val="clear" w:color="auto" w:fill="FFFFFF"/>
+          </w:tcPr>
+          <w:p>
+            <w:r/>
+            <w:r>
+              <w:t>Local TLS or VPC-private</w:t>
+            </w:r>
+          </w:p>
+        </w:tc>
+        <w:tc>
+          <w:tcPr>
+            <w:tcW w:type="dxa" w:w="1949"/>
+            <w:tcBorders>
+              <w:top w:val="single" w:sz="6" w:color="BFBFBF"/>
+              <w:left w:val="single" w:sz="6" w:color="BFBFBF"/>
+              <w:bottom w:val="single" w:sz="6" w:color="BFBFBF"/>
+              <w:right w:val="single" w:sz="6" w:color="BFBFBF"/>
+            </w:tcBorders>
+            <w:shd w:val="clear" w:color="auto" w:fill="FFFFFF"/>
+          </w:tcPr>
+          <w:p>
+            <w:r/>
+            <w:r>
+              <w:t>Llama-3.1-70B-Instruct or Mistral-Large-Instruct</w:t>
+            </w:r>
+          </w:p>
+        </w:tc>
+        <w:tc>
+          <w:tcPr>
+            <w:tcW w:type="dxa" w:w="1949"/>
+            <w:tcBorders>
+              <w:top w:val="single" w:sz="6" w:color="BFBFBF"/>
+              <w:left w:val="single" w:sz="6" w:color="BFBFBF"/>
+              <w:bottom w:val="single" w:sz="6" w:color="BFBFBF"/>
+              <w:right w:val="single" w:sz="6" w:color="BFBFBF"/>
+            </w:tcBorders>
+            <w:shd w:val="clear" w:color="auto" w:fill="FFFFFF"/>
+          </w:tcPr>
+          <w:p>
+            <w:r/>
+            <w:r>
+              <w:t>BAAI/bge-large-en-v1.5 or e5-mistral-7b-instruct</w:t>
+            </w:r>
+          </w:p>
+        </w:tc>
+        <w:tc>
+          <w:tcPr>
+            <w:tcW w:type="dxa" w:w="1949"/>
+            <w:tcBorders>
+              <w:top w:val="single" w:sz="6" w:color="BFBFBF"/>
+              <w:left w:val="single" w:sz="6" w:color="BFBFBF"/>
+              <w:bottom w:val="single" w:sz="6" w:color="BFBFBF"/>
+              <w:right w:val="single" w:sz="6" w:color="BFBFBF"/>
+            </w:tcBorders>
+            <w:shd w:val="clear" w:color="auto" w:fill="FFFFFF"/>
+          </w:tcPr>
+          <w:p>
+            <w:r/>
+            <w:r>
+              <w:t>Add a vLLM / TGI front end; structured output via grammar constraints; corpus rebuild for new dim</w:t>
+            </w:r>
+          </w:p>
+        </w:tc>
+      </w:tr>
+    </w:tbl>
+    <w:p>
+      <w:pPr>
+        <w:pStyle w:val="Heading2"/>
+      </w:pPr>
+      <w:r>
+        <w:t>10.4 Migration Steps</w:t>
+      </w:r>
+    </w:p>
+    <w:p>
+      <w:r>
+        <w:rPr>
+          <w:b w:val="0"/>
+          <w:i w:val="0"/>
+        </w:rPr>
+        <w:t>Switching providers is a four-step exercise:</w:t>
+      </w:r>
+    </w:p>
+    <w:p>
+      <w:pPr>
+        <w:pStyle w:val="ListNumber"/>
+      </w:pPr>
+      <w:r>
+        <w:t>Implement a new provider class (e.g. OpenAIProvider, GeminiProvider) in app/services/ with the same converse() and embed_text() signature as BedrockProvider.</w:t>
+      </w:r>
+    </w:p>
+    <w:p>
+      <w:pPr>
+        <w:pStyle w:val="ListNumber"/>
+      </w:pPr>
+      <w:r>
+        <w:t>Add a small factory in shared_components/settings.py that returns the configured provider (LLM_PROVIDER env var) - default remains 'bedrock'.</w:t>
+      </w:r>
+    </w:p>
+    <w:p>
+      <w:pPr>
+        <w:pStyle w:val="ListNumber"/>
+      </w:pPr>
+      <w:r>
+        <w:t>Re-embed every corpus with the new embedding model (python data_pipeline/build_vector_index.py --corpus public/private). The vector dimension is whatever the new provider returns; it is recorded in manifest.json.</w:t>
+      </w:r>
+    </w:p>
+    <w:p>
+      <w:pPr>
+        <w:pStyle w:val="ListNumber"/>
+      </w:pPr>
+      <w:r>
+        <w:t>Re-run the evaluation harness and scripts/compare_versions.py against the new provider; document the delta in the next release note before promoting traffic.</w:t>
+      </w:r>
+    </w:p>
+    <w:p>
+      <w:pPr>
+        <w:pStyle w:val="Heading2"/>
+      </w:pPr>
+      <w:r>
+        <w:t>10.5 Cross-Cutting Concerns to Re-Validate Per Provider</w:t>
+      </w:r>
+    </w:p>
+    <w:tbl>
+      <w:tblPr>
+        <w:tblW w:type="auto" w:w="0"/>
+        <w:tblLayout w:type="autofit"/>
+        <w:tblLook w:firstColumn="1" w:firstRow="1" w:lastColumn="0" w:lastRow="0" w:noHBand="0" w:noVBand="1" w:val="04A0"/>
+      </w:tblPr>
+      <w:tblGrid>
+        <w:gridCol w:w="3249"/>
+        <w:gridCol w:w="3249"/>
+        <w:gridCol w:w="3249"/>
+      </w:tblGrid>
+      <w:tr>
+        <w:tc>
+          <w:tcPr>
+            <w:tcW w:type="dxa" w:w="3249"/>
+            <w:shd w:val="clear" w:color="auto" w:fill="0F3D91"/>
+            <w:tcBorders>
+              <w:top w:val="single" w:sz="6" w:color="0F3D91"/>
+              <w:left w:val="single" w:sz="6" w:color="0F3D91"/>
+              <w:bottom w:val="single" w:sz="6" w:color="0F3D91"/>
+              <w:right w:val="single" w:sz="6" w:color="0F3D91"/>
+            </w:tcBorders>
+          </w:tcPr>
+          <w:p>
+            <w:r/>
+            <w:r>
+              <w:rPr>
+                <w:b/>
+                <w:color w:val="FFFFFF"/>
+              </w:rPr>
+              <w:t>Concern</w:t>
+            </w:r>
+          </w:p>
+        </w:tc>
+        <w:tc>
+          <w:tcPr>
+            <w:tcW w:type="dxa" w:w="3249"/>
+            <w:shd w:val="clear" w:color="auto" w:fill="0F3D91"/>
+            <w:tcBorders>
+              <w:top w:val="single" w:sz="6" w:color="0F3D91"/>
+              <w:left w:val="single" w:sz="6" w:color="0F3D91"/>
+              <w:bottom w:val="single" w:sz="6" w:color="0F3D91"/>
+              <w:right w:val="single" w:sz="6" w:color="0F3D91"/>
+            </w:tcBorders>
+          </w:tcPr>
+          <w:p>
+            <w:r/>
+            <w:r>
+              <w:rPr>
+                <w:b/>
+                <w:color w:val="FFFFFF"/>
+              </w:rPr>
+              <w:t>Why it matters</w:t>
+            </w:r>
+          </w:p>
+        </w:tc>
+        <w:tc>
+          <w:tcPr>
+            <w:tcW w:type="dxa" w:w="3249"/>
+            <w:shd w:val="clear" w:color="auto" w:fill="0F3D91"/>
+            <w:tcBorders>
+              <w:top w:val="single" w:sz="6" w:color="0F3D91"/>
+              <w:left w:val="single" w:sz="6" w:color="0F3D91"/>
+              <w:bottom w:val="single" w:sz="6" w:color="0F3D91"/>
+              <w:right w:val="single" w:sz="6" w:color="0F3D91"/>
+            </w:tcBorders>
+          </w:tcPr>
+          <w:p>
+            <w:r/>
+            <w:r>
+              <w:rPr>
+                <w:b/>
+                <w:color w:val="FFFFFF"/>
+              </w:rPr>
+              <w:t>How to validate</w:t>
+            </w:r>
+          </w:p>
+        </w:tc>
+      </w:tr>
+      <w:tr>
+        <w:tc>
+          <w:tcPr>
+            <w:tcW w:type="dxa" w:w="3249"/>
+            <w:tcBorders>
+              <w:top w:val="single" w:sz="6" w:color="BFBFBF"/>
+              <w:left w:val="single" w:sz="6" w:color="BFBFBF"/>
+              <w:bottom w:val="single" w:sz="6" w:color="BFBFBF"/>
+              <w:right w:val="single" w:sz="6" w:color="BFBFBF"/>
+            </w:tcBorders>
+            <w:shd w:val="clear" w:color="auto" w:fill="FFFFFF"/>
+          </w:tcPr>
+          <w:p>
+            <w:r/>
+            <w:r>
+              <w:t>Strict JSON output</w:t>
+            </w:r>
+          </w:p>
+        </w:tc>
+        <w:tc>
+          <w:tcPr>
+            <w:tcW w:type="dxa" w:w="3249"/>
+            <w:tcBorders>
+              <w:top w:val="single" w:sz="6" w:color="BFBFBF"/>
+              <w:left w:val="single" w:sz="6" w:color="BFBFBF"/>
+              <w:bottom w:val="single" w:sz="6" w:color="BFBFBF"/>
+              <w:right w:val="single" w:sz="6" w:color="BFBFBF"/>
+            </w:tcBorders>
+            <w:shd w:val="clear" w:color="auto" w:fill="FFFFFF"/>
+          </w:tcPr>
+          <w:p>
+            <w:r/>
+            <w:r>
+              <w:t>The bias detector relies on a closed schema</w:t>
+            </w:r>
+          </w:p>
+        </w:tc>
+        <w:tc>
+          <w:tcPr>
+            <w:tcW w:type="dxa" w:w="3249"/>
+            <w:tcBorders>
+              <w:top w:val="single" w:sz="6" w:color="BFBFBF"/>
+              <w:left w:val="single" w:sz="6" w:color="BFBFBF"/>
+              <w:bottom w:val="single" w:sz="6" w:color="BFBFBF"/>
+              <w:right w:val="single" w:sz="6" w:color="BFBFBF"/>
+            </w:tcBorders>
+            <w:shd w:val="clear" w:color="auto" w:fill="FFFFFF"/>
+          </w:tcPr>
+          <w:p>
+            <w:r/>
+            <w:r>
+              <w:t>Run evaluation harness; expect 100 percent schema fidelity</w:t>
+            </w:r>
+          </w:p>
+        </w:tc>
+      </w:tr>
+      <w:tr>
+        <w:tc>
+          <w:tcPr>
+            <w:tcW w:type="dxa" w:w="3249"/>
+            <w:tcBorders>
+              <w:top w:val="single" w:sz="6" w:color="BFBFBF"/>
+              <w:left w:val="single" w:sz="6" w:color="BFBFBF"/>
+              <w:bottom w:val="single" w:sz="6" w:color="BFBFBF"/>
+              <w:right w:val="single" w:sz="6" w:color="BFBFBF"/>
+            </w:tcBorders>
+            <w:shd w:val="clear" w:color="auto" w:fill="EEF2F7"/>
+          </w:tcPr>
+          <w:p>
+            <w:r/>
+            <w:r>
+              <w:t>Closed-taxonomy adherence</w:t>
+            </w:r>
+          </w:p>
+        </w:tc>
+        <w:tc>
+          <w:tcPr>
+            <w:tcW w:type="dxa" w:w="3249"/>
+            <w:tcBorders>
+              <w:top w:val="single" w:sz="6" w:color="BFBFBF"/>
+              <w:left w:val="single" w:sz="6" w:color="BFBFBF"/>
+              <w:bottom w:val="single" w:sz="6" w:color="BFBFBF"/>
+              <w:right w:val="single" w:sz="6" w:color="BFBFBF"/>
+            </w:tcBorders>
+            <w:shd w:val="clear" w:color="auto" w:fill="EEF2F7"/>
+          </w:tcPr>
+          <w:p>
+            <w:r/>
+            <w:r>
+              <w:t>The model must not invent bias names</w:t>
+            </w:r>
+          </w:p>
+        </w:tc>
+        <w:tc>
+          <w:tcPr>
+            <w:tcW w:type="dxa" w:w="3249"/>
+            <w:tcBorders>
+              <w:top w:val="single" w:sz="6" w:color="BFBFBF"/>
+              <w:left w:val="single" w:sz="6" w:color="BFBFBF"/>
+              <w:bottom w:val="single" w:sz="6" w:color="BFBFBF"/>
+              <w:right w:val="single" w:sz="6" w:color="BFBFBF"/>
+            </w:tcBorders>
+            <w:shd w:val="clear" w:color="auto" w:fill="EEF2F7"/>
+          </w:tcPr>
+          <w:p>
+            <w:r/>
+            <w:r>
+              <w:t>Validate every bias_name in responses against bias-taxonomy.json</w:t>
+            </w:r>
+          </w:p>
+        </w:tc>
+      </w:tr>
+      <w:tr>
+        <w:tc>
+          <w:tcPr>
+            <w:tcW w:type="dxa" w:w="3249"/>
+            <w:tcBorders>
+              <w:top w:val="single" w:sz="6" w:color="BFBFBF"/>
+              <w:left w:val="single" w:sz="6" w:color="BFBFBF"/>
+              <w:bottom w:val="single" w:sz="6" w:color="BFBFBF"/>
+              <w:right w:val="single" w:sz="6" w:color="BFBFBF"/>
+            </w:tcBorders>
+            <w:shd w:val="clear" w:color="auto" w:fill="FFFFFF"/>
+          </w:tcPr>
+          <w:p>
+            <w:r/>
+            <w:r>
+              <w:t>Determinism</w:t>
+            </w:r>
+          </w:p>
+        </w:tc>
+        <w:tc>
+          <w:tcPr>
+            <w:tcW w:type="dxa" w:w="3249"/>
+            <w:tcBorders>
+              <w:top w:val="single" w:sz="6" w:color="BFBFBF"/>
+              <w:left w:val="single" w:sz="6" w:color="BFBFBF"/>
+              <w:bottom w:val="single" w:sz="6" w:color="BFBFBF"/>
+              <w:right w:val="single" w:sz="6" w:color="BFBFBF"/>
+            </w:tcBorders>
+            <w:shd w:val="clear" w:color="auto" w:fill="FFFFFF"/>
+          </w:tcPr>
+          <w:p>
+            <w:r/>
+            <w:r>
+              <w:t>Comparison runs need stable output</w:t>
+            </w:r>
+          </w:p>
+        </w:tc>
+        <w:tc>
+          <w:tcPr>
+            <w:tcW w:type="dxa" w:w="3249"/>
+            <w:tcBorders>
+              <w:top w:val="single" w:sz="6" w:color="BFBFBF"/>
+              <w:left w:val="single" w:sz="6" w:color="BFBFBF"/>
+              <w:bottom w:val="single" w:sz="6" w:color="BFBFBF"/>
+              <w:right w:val="single" w:sz="6" w:color="BFBFBF"/>
+            </w:tcBorders>
+            <w:shd w:val="clear" w:color="auto" w:fill="FFFFFF"/>
+          </w:tcPr>
+          <w:p>
+            <w:r/>
+            <w:r>
+              <w:t>Run a scenario five times; flag if results vary non-trivially at temperature 0</w:t>
+            </w:r>
+          </w:p>
+        </w:tc>
+      </w:tr>
+      <w:tr>
+        <w:tc>
+          <w:tcPr>
+            <w:tcW w:type="dxa" w:w="3249"/>
+            <w:tcBorders>
+              <w:top w:val="single" w:sz="6" w:color="BFBFBF"/>
+              <w:left w:val="single" w:sz="6" w:color="BFBFBF"/>
+              <w:bottom w:val="single" w:sz="6" w:color="BFBFBF"/>
+              <w:right w:val="single" w:sz="6" w:color="BFBFBF"/>
+            </w:tcBorders>
+            <w:shd w:val="clear" w:color="auto" w:fill="EEF2F7"/>
+          </w:tcPr>
+          <w:p>
+            <w:r/>
+            <w:r>
+              <w:t>Long-output reliability</w:t>
+            </w:r>
+          </w:p>
+        </w:tc>
+        <w:tc>
+          <w:tcPr>
+            <w:tcW w:type="dxa" w:w="3249"/>
+            <w:tcBorders>
+              <w:top w:val="single" w:sz="6" w:color="BFBFBF"/>
+              <w:left w:val="single" w:sz="6" w:color="BFBFBF"/>
+              <w:bottom w:val="single" w:sz="6" w:color="BFBFBF"/>
+              <w:right w:val="single" w:sz="6" w:color="BFBFBF"/>
+            </w:tcBorders>
+            <w:shd w:val="clear" w:color="auto" w:fill="EEF2F7"/>
+          </w:tcPr>
+          <w:p>
+            <w:r/>
+            <w:r>
+              <w:t>Schema-rich JSON can be 2-3 KB</w:t>
+            </w:r>
+          </w:p>
+        </w:tc>
+        <w:tc>
+          <w:tcPr>
+            <w:tcW w:type="dxa" w:w="3249"/>
+            <w:tcBorders>
+              <w:top w:val="single" w:sz="6" w:color="BFBFBF"/>
+              <w:left w:val="single" w:sz="6" w:color="BFBFBF"/>
+              <w:bottom w:val="single" w:sz="6" w:color="BFBFBF"/>
+              <w:right w:val="single" w:sz="6" w:color="BFBFBF"/>
+            </w:tcBorders>
+            <w:shd w:val="clear" w:color="auto" w:fill="EEF2F7"/>
+          </w:tcPr>
+          <w:p>
+            <w:r/>
+            <w:r>
+              <w:t>Check max_tokens setting and confirm no truncation in evaluation</w:t>
+            </w:r>
+          </w:p>
+        </w:tc>
+      </w:tr>
+      <w:tr>
+        <w:tc>
+          <w:tcPr>
+            <w:tcW w:type="dxa" w:w="3249"/>
+            <w:tcBorders>
+              <w:top w:val="single" w:sz="6" w:color="BFBFBF"/>
+              <w:left w:val="single" w:sz="6" w:color="BFBFBF"/>
+              <w:bottom w:val="single" w:sz="6" w:color="BFBFBF"/>
+              <w:right w:val="single" w:sz="6" w:color="BFBFBF"/>
+            </w:tcBorders>
+            <w:shd w:val="clear" w:color="auto" w:fill="FFFFFF"/>
+          </w:tcPr>
+          <w:p>
+            <w:r/>
+            <w:r>
+              <w:t>Embedding semantics</w:t>
+            </w:r>
+          </w:p>
+        </w:tc>
+        <w:tc>
+          <w:tcPr>
+            <w:tcW w:type="dxa" w:w="3249"/>
+            <w:tcBorders>
+              <w:top w:val="single" w:sz="6" w:color="BFBFBF"/>
+              <w:left w:val="single" w:sz="6" w:color="BFBFBF"/>
+              <w:bottom w:val="single" w:sz="6" w:color="BFBFBF"/>
+              <w:right w:val="single" w:sz="6" w:color="BFBFBF"/>
+            </w:tcBorders>
+            <w:shd w:val="clear" w:color="auto" w:fill="FFFFFF"/>
+          </w:tcPr>
+          <w:p>
+            <w:r/>
+            <w:r>
+              <w:t>Different models cluster meaning differently</w:t>
+            </w:r>
+          </w:p>
+        </w:tc>
+        <w:tc>
+          <w:tcPr>
+            <w:tcW w:type="dxa" w:w="3249"/>
+            <w:tcBorders>
+              <w:top w:val="single" w:sz="6" w:color="BFBFBF"/>
+              <w:left w:val="single" w:sz="6" w:color="BFBFBF"/>
+              <w:bottom w:val="single" w:sz="6" w:color="BFBFBF"/>
+              <w:right w:val="single" w:sz="6" w:color="BFBFBF"/>
+            </w:tcBorders>
+            <w:shd w:val="clear" w:color="auto" w:fill="FFFFFF"/>
+          </w:tcPr>
+          <w:p>
+            <w:r/>
+            <w:r>
+              <w:t>Manually inspect retrieval for canonical scenarios; expect concept drift but not collapse</w:t>
+            </w:r>
+          </w:p>
+        </w:tc>
+      </w:tr>
+      <w:tr>
+        <w:tc>
+          <w:tcPr>
+            <w:tcW w:type="dxa" w:w="3249"/>
+            <w:tcBorders>
+              <w:top w:val="single" w:sz="6" w:color="BFBFBF"/>
+              <w:left w:val="single" w:sz="6" w:color="BFBFBF"/>
+              <w:bottom w:val="single" w:sz="6" w:color="BFBFBF"/>
+              <w:right w:val="single" w:sz="6" w:color="BFBFBF"/>
+            </w:tcBorders>
+            <w:shd w:val="clear" w:color="auto" w:fill="EEF2F7"/>
+          </w:tcPr>
+          <w:p>
+            <w:r/>
+            <w:r>
+              <w:t>Cost and latency</w:t>
+            </w:r>
+          </w:p>
+        </w:tc>
+        <w:tc>
+          <w:tcPr>
+            <w:tcW w:type="dxa" w:w="3249"/>
+            <w:tcBorders>
+              <w:top w:val="single" w:sz="6" w:color="BFBFBF"/>
+              <w:left w:val="single" w:sz="6" w:color="BFBFBF"/>
+              <w:bottom w:val="single" w:sz="6" w:color="BFBFBF"/>
+              <w:right w:val="single" w:sz="6" w:color="BFBFBF"/>
+            </w:tcBorders>
+            <w:shd w:val="clear" w:color="auto" w:fill="EEF2F7"/>
+          </w:tcPr>
+          <w:p>
+            <w:r/>
+            <w:r>
+              <w:t>New provider may have different SLOs</w:t>
+            </w:r>
+          </w:p>
+        </w:tc>
+        <w:tc>
+          <w:tcPr>
+            <w:tcW w:type="dxa" w:w="3249"/>
+            <w:tcBorders>
+              <w:top w:val="single" w:sz="6" w:color="BFBFBF"/>
+              <w:left w:val="single" w:sz="6" w:color="BFBFBF"/>
+              <w:bottom w:val="single" w:sz="6" w:color="BFBFBF"/>
+              <w:right w:val="single" w:sz="6" w:color="BFBFBF"/>
+            </w:tcBorders>
+            <w:shd w:val="clear" w:color="auto" w:fill="EEF2F7"/>
+          </w:tcPr>
+          <w:p>
+            <w:r/>
+            <w:r>
+              <w:t>Re-baseline P50/P95 metrics in the dev environment before production cut-over</w:t>
+            </w:r>
+          </w:p>
+        </w:tc>
+      </w:tr>
+      <w:tr>
+        <w:tc>
+          <w:tcPr>
+            <w:tcW w:type="dxa" w:w="3249"/>
+            <w:tcBorders>
+              <w:top w:val="single" w:sz="6" w:color="BFBFBF"/>
+              <w:left w:val="single" w:sz="6" w:color="BFBFBF"/>
+              <w:bottom w:val="single" w:sz="6" w:color="BFBFBF"/>
+              <w:right w:val="single" w:sz="6" w:color="BFBFBF"/>
+            </w:tcBorders>
+            <w:shd w:val="clear" w:color="auto" w:fill="FFFFFF"/>
+          </w:tcPr>
+          <w:p>
+            <w:r/>
+            <w:r>
+              <w:t>Data residency and contractual data use</w:t>
+            </w:r>
+          </w:p>
+        </w:tc>
+        <w:tc>
+          <w:tcPr>
+            <w:tcW w:type="dxa" w:w="3249"/>
+            <w:tcBorders>
+              <w:top w:val="single" w:sz="6" w:color="BFBFBF"/>
+              <w:left w:val="single" w:sz="6" w:color="BFBFBF"/>
+              <w:bottom w:val="single" w:sz="6" w:color="BFBFBF"/>
+              <w:right w:val="single" w:sz="6" w:color="BFBFBF"/>
+            </w:tcBorders>
+            <w:shd w:val="clear" w:color="auto" w:fill="FFFFFF"/>
+          </w:tcPr>
+          <w:p>
+            <w:r/>
+            <w:r>
+              <w:t>Provider terms differ</w:t>
+            </w:r>
+          </w:p>
+        </w:tc>
+        <w:tc>
+          <w:tcPr>
+            <w:tcW w:type="dxa" w:w="3249"/>
+            <w:tcBorders>
+              <w:top w:val="single" w:sz="6" w:color="BFBFBF"/>
+              <w:left w:val="single" w:sz="6" w:color="BFBFBF"/>
+              <w:bottom w:val="single" w:sz="6" w:color="BFBFBF"/>
+              <w:right w:val="single" w:sz="6" w:color="BFBFBF"/>
+            </w:tcBorders>
+            <w:shd w:val="clear" w:color="auto" w:fill="FFFFFF"/>
+          </w:tcPr>
+          <w:p>
+            <w:r/>
+            <w:r>
+              <w:t>Confirm the provider does not use prompts for training; verify regional availability</w:t>
+            </w:r>
+          </w:p>
+        </w:tc>
+      </w:tr>
+    </w:tbl>
+    <w:p>
+      <w:pPr>
+        <w:pStyle w:val="Heading2"/>
+      </w:pPr>
+      <w:r>
+        <w:t>10.6 Why the Default Stays Bedrock</w:t>
+      </w:r>
+    </w:p>
+    <w:p>
+      <w:pPr>
+        <w:pStyle w:val="ListBullet"/>
+      </w:pPr>
+      <w:r>
+        <w:t>One control plane for chat and embeddings - same boto3 client, same IAM identity, same VPC pattern.</w:t>
+      </w:r>
+    </w:p>
+    <w:p>
+      <w:pPr>
+        <w:pStyle w:val="ListBullet"/>
+      </w:pPr>
+      <w:r>
+        <w:t>Enterprise posture - VPC endpoints, KMS encryption, CloudTrail audit, no model-vendor sprawl.</w:t>
+      </w:r>
+    </w:p>
+    <w:p>
+      <w:pPr>
+        <w:pStyle w:val="ListBullet"/>
+      </w:pPr>
+      <w:r>
+        <w:t>Bedrock does not use prompts to train foundation models, which matters for any decision-support context that may handle sensitive scenarios.</w:t>
+      </w:r>
+    </w:p>
+    <w:p>
+      <w:pPr>
+        <w:pStyle w:val="ListBullet"/>
+      </w:pPr>
+      <w:r>
+        <w:t>Aligned with the AWS-native stack the project assumes for hosting and ML-Ops (S3 for vector store, CloudWatch for observability, IAM for auth).</w:t>
+      </w:r>
+    </w:p>
+    <w:p>
+      <w:r>
+        <w:rPr>
+          <w:b w:val="0"/>
+          <w:i w:val="0"/>
+        </w:rPr>
+        <w:t>The provider-portability work above is not speculative architecture - it is the natural consequence of building the system around a small interface (converse + embed_text) and treating both prompts and evaluation as artefacts owned by the project rather than the vendor. If a future commercial, regulatory, or pricing change forces a move, the design above is what makes that move a focused engineering project rather than a rewrite.</w:t>
+      </w:r>
+    </w:p>
+    <w:p>
+      <w:r>
+        <w:br w:type="page"/>
+      </w:r>
+    </w:p>
+    <w:p>
+      <w:pPr>
+        <w:pStyle w:val="Heading1"/>
+        <w:pBdr>
+          <w:bottom w:val="single" w:sz="6" w:space="1" w:color="BFBFBF"/>
+        </w:pBdr>
+      </w:pPr>
+      <w:r>
+        <w:t>11. Risks, Limitations, and Mitigations</w:t>
+      </w:r>
+    </w:p>
+    <w:tbl>
+      <w:tblPr>
+        <w:tblW w:type="auto" w:w="0"/>
+        <w:tblLayout w:type="autofit"/>
+        <w:tblLook w:firstColumn="1" w:firstRow="1" w:lastColumn="0" w:lastRow="0" w:noHBand="0" w:noVBand="1" w:val="04A0"/>
+      </w:tblPr>
+      <w:tblGrid>
+        <w:gridCol w:w="3249"/>
+        <w:gridCol w:w="3249"/>
+        <w:gridCol w:w="3249"/>
+      </w:tblGrid>
+      <w:tr>
+        <w:tc>
+          <w:tcPr>
+            <w:tcW w:type="dxa" w:w="3249"/>
+            <w:shd w:val="clear" w:color="auto" w:fill="0F3D91"/>
+            <w:tcBorders>
+              <w:top w:val="single" w:sz="6" w:color="0F3D91"/>
+              <w:left w:val="single" w:sz="6" w:color="0F3D91"/>
+              <w:bottom w:val="single" w:sz="6" w:color="0F3D91"/>
+              <w:right w:val="single" w:sz="6" w:color="0F3D91"/>
+            </w:tcBorders>
+          </w:tcPr>
+          <w:p>
+            <w:r/>
+            <w:r>
+              <w:rPr>
+                <w:b/>
+                <w:color w:val="FFFFFF"/>
+              </w:rPr>
+              <w:t>Risk</w:t>
+            </w:r>
+          </w:p>
+        </w:tc>
+        <w:tc>
+          <w:tcPr>
+            <w:tcW w:type="dxa" w:w="3249"/>
+            <w:shd w:val="clear" w:color="auto" w:fill="0F3D91"/>
+            <w:tcBorders>
+              <w:top w:val="single" w:sz="6" w:color="0F3D91"/>
+              <w:left w:val="single" w:sz="6" w:color="0F3D91"/>
+              <w:bottom w:val="single" w:sz="6" w:color="0F3D91"/>
+              <w:right w:val="single" w:sz="6" w:color="0F3D91"/>
+            </w:tcBorders>
+          </w:tcPr>
+          <w:p>
+            <w:r/>
+            <w:r>
+              <w:rPr>
+                <w:b/>
+                <w:color w:val="FFFFFF"/>
+              </w:rPr>
+              <w:t>Impact</w:t>
+            </w:r>
+          </w:p>
+        </w:tc>
+        <w:tc>
+          <w:tcPr>
+            <w:tcW w:type="dxa" w:w="3249"/>
+            <w:shd w:val="clear" w:color="auto" w:fill="0F3D91"/>
+            <w:tcBorders>
+              <w:top w:val="single" w:sz="6" w:color="0F3D91"/>
+              <w:left w:val="single" w:sz="6" w:color="0F3D91"/>
+              <w:bottom w:val="single" w:sz="6" w:color="0F3D91"/>
+              <w:right w:val="single" w:sz="6" w:color="0F3D91"/>
+            </w:tcBorders>
+          </w:tcPr>
+          <w:p>
+            <w:r/>
+            <w:r>
+              <w:rPr>
+                <w:b/>
+                <w:color w:val="FFFFFF"/>
+              </w:rPr>
+              <w:t>Mitigation</w:t>
+            </w:r>
+          </w:p>
+        </w:tc>
+      </w:tr>
+      <w:tr>
+        <w:tc>
+          <w:tcPr>
+            <w:tcW w:type="dxa" w:w="3249"/>
+            <w:tcBorders>
+              <w:top w:val="single" w:sz="6" w:color="BFBFBF"/>
+              <w:left w:val="single" w:sz="6" w:color="BFBFBF"/>
+              <w:bottom w:val="single" w:sz="6" w:color="BFBFBF"/>
+              <w:right w:val="single" w:sz="6" w:color="BFBFBF"/>
+            </w:tcBorders>
+            <w:shd w:val="clear" w:color="auto" w:fill="FFFFFF"/>
+          </w:tcPr>
+          <w:p>
+            <w:r/>
+            <w:r>
+              <w:t>LLM hallucination of bias names</w:t>
+            </w:r>
+          </w:p>
+        </w:tc>
+        <w:tc>
+          <w:tcPr>
+            <w:tcW w:type="dxa" w:w="3249"/>
+            <w:tcBorders>
+              <w:top w:val="single" w:sz="6" w:color="BFBFBF"/>
+              <w:left w:val="single" w:sz="6" w:color="BFBFBF"/>
+              <w:bottom w:val="single" w:sz="6" w:color="BFBFBF"/>
+              <w:right w:val="single" w:sz="6" w:color="BFBFBF"/>
+            </w:tcBorders>
+            <w:shd w:val="clear" w:color="auto" w:fill="FFFFFF"/>
+          </w:tcPr>
+          <w:p>
+            <w:r/>
+            <w:r>
+              <w:t>Decision support degraded by invalid taxonomy entries</w:t>
+            </w:r>
+          </w:p>
+        </w:tc>
+        <w:tc>
+          <w:tcPr>
+            <w:tcW w:type="dxa" w:w="3249"/>
+            <w:tcBorders>
+              <w:top w:val="single" w:sz="6" w:color="BFBFBF"/>
+              <w:left w:val="single" w:sz="6" w:color="BFBFBF"/>
+              <w:bottom w:val="single" w:sz="6" w:color="BFBFBF"/>
+              <w:right w:val="single" w:sz="6" w:color="BFBFBF"/>
+            </w:tcBorders>
+            <w:shd w:val="clear" w:color="auto" w:fill="FFFFFF"/>
+          </w:tcPr>
+          <w:p>
+            <w:r/>
+            <w:r>
+              <w:t>Closed-taxonomy injection in system prompt; post-hoc validation against taxonomy keys</w:t>
+            </w:r>
+          </w:p>
+        </w:tc>
+      </w:tr>
+      <w:tr>
+        <w:tc>
+          <w:tcPr>
+            <w:tcW w:type="dxa" w:w="3249"/>
+            <w:tcBorders>
+              <w:top w:val="single" w:sz="6" w:color="BFBFBF"/>
+              <w:left w:val="single" w:sz="6" w:color="BFBFBF"/>
+              <w:bottom w:val="single" w:sz="6" w:color="BFBFBF"/>
+              <w:right w:val="single" w:sz="6" w:color="BFBFBF"/>
+            </w:tcBorders>
+            <w:shd w:val="clear" w:color="auto" w:fill="EEF2F7"/>
+          </w:tcPr>
+          <w:p>
+            <w:r/>
+            <w:r>
+              <w:t>Embedding-paraphrase drift</w:t>
+            </w:r>
+          </w:p>
+        </w:tc>
+        <w:tc>
+          <w:tcPr>
+            <w:tcW w:type="dxa" w:w="3249"/>
+            <w:tcBorders>
+              <w:top w:val="single" w:sz="6" w:color="BFBFBF"/>
+              <w:left w:val="single" w:sz="6" w:color="BFBFBF"/>
+              <w:bottom w:val="single" w:sz="6" w:color="BFBFBF"/>
+              <w:right w:val="single" w:sz="6" w:color="BFBFBF"/>
+            </w:tcBorders>
+            <w:shd w:val="clear" w:color="auto" w:fill="EEF2F7"/>
+          </w:tcPr>
+          <w:p>
+            <w:r/>
+            <w:r>
+              <w:t>Retrieval may surface only loosely relevant chunks</w:t>
+            </w:r>
+          </w:p>
+        </w:tc>
+        <w:tc>
+          <w:tcPr>
+            <w:tcW w:type="dxa" w:w="3249"/>
+            <w:tcBorders>
+              <w:top w:val="single" w:sz="6" w:color="BFBFBF"/>
+              <w:left w:val="single" w:sz="6" w:color="BFBFBF"/>
+              <w:bottom w:val="single" w:sz="6" w:color="BFBFBF"/>
+              <w:right w:val="single" w:sz="6" w:color="BFBFBF"/>
+            </w:tcBorders>
+            <w:shd w:val="clear" w:color="auto" w:fill="EEF2F7"/>
+          </w:tcPr>
+          <w:p>
+            <w:r/>
+            <w:r>
+              <w:t>Concept and decision-domain filters on top-k * 3 candidates; expand corpus and retune top-k</w:t>
+            </w:r>
+          </w:p>
+        </w:tc>
+      </w:tr>
+      <w:tr>
+        <w:tc>
+          <w:tcPr>
+            <w:tcW w:type="dxa" w:w="3249"/>
+            <w:tcBorders>
+              <w:top w:val="single" w:sz="6" w:color="BFBFBF"/>
+              <w:left w:val="single" w:sz="6" w:color="BFBFBF"/>
+              <w:bottom w:val="single" w:sz="6" w:color="BFBFBF"/>
+              <w:right w:val="single" w:sz="6" w:color="BFBFBF"/>
+            </w:tcBorders>
+            <w:shd w:val="clear" w:color="auto" w:fill="FFFFFF"/>
+          </w:tcPr>
+          <w:p>
+            <w:r/>
+            <w:r>
+              <w:t>Model upgrade behaviour change</w:t>
+            </w:r>
+          </w:p>
+        </w:tc>
+        <w:tc>
+          <w:tcPr>
+            <w:tcW w:type="dxa" w:w="3249"/>
+            <w:tcBorders>
+              <w:top w:val="single" w:sz="6" w:color="BFBFBF"/>
+              <w:left w:val="single" w:sz="6" w:color="BFBFBF"/>
+              <w:bottom w:val="single" w:sz="6" w:color="BFBFBF"/>
+              <w:right w:val="single" w:sz="6" w:color="BFBFBF"/>
+            </w:tcBorders>
+            <w:shd w:val="clear" w:color="auto" w:fill="FFFFFF"/>
+          </w:tcPr>
+          <w:p>
+            <w:r/>
+            <w:r>
+              <w:t>Output schema or quality regresses silently</w:t>
+            </w:r>
+          </w:p>
+        </w:tc>
+        <w:tc>
+          <w:tcPr>
+            <w:tcW w:type="dxa" w:w="3249"/>
+            <w:tcBorders>
+              <w:top w:val="single" w:sz="6" w:color="BFBFBF"/>
+              <w:left w:val="single" w:sz="6" w:color="BFBFBF"/>
+              <w:bottom w:val="single" w:sz="6" w:color="BFBFBF"/>
+              <w:right w:val="single" w:sz="6" w:color="BFBFBF"/>
+            </w:tcBorders>
+            <w:shd w:val="clear" w:color="auto" w:fill="FFFFFF"/>
+          </w:tcPr>
+          <w:p>
+            <w:r/>
+            <w:r>
+              <w:t>Pinned model id in env; evaluation harness as deployment gate</w:t>
+            </w:r>
+          </w:p>
+        </w:tc>
+      </w:tr>
+      <w:tr>
+        <w:tc>
+          <w:tcPr>
+            <w:tcW w:type="dxa" w:w="3249"/>
+            <w:tcBorders>
+              <w:top w:val="single" w:sz="6" w:color="BFBFBF"/>
+              <w:left w:val="single" w:sz="6" w:color="BFBFBF"/>
+              <w:bottom w:val="single" w:sz="6" w:color="BFBFBF"/>
+              <w:right w:val="single" w:sz="6" w:color="BFBFBF"/>
+            </w:tcBorders>
+            <w:shd w:val="clear" w:color="auto" w:fill="EEF2F7"/>
+          </w:tcPr>
+          <w:p>
+            <w:r/>
+            <w:r>
+              <w:t>Bedrock service disruption</w:t>
+            </w:r>
+          </w:p>
+        </w:tc>
+        <w:tc>
+          <w:tcPr>
+            <w:tcW w:type="dxa" w:w="3249"/>
+            <w:tcBorders>
+              <w:top w:val="single" w:sz="6" w:color="BFBFBF"/>
+              <w:left w:val="single" w:sz="6" w:color="BFBFBF"/>
+              <w:bottom w:val="single" w:sz="6" w:color="BFBFBF"/>
+              <w:right w:val="single" w:sz="6" w:color="BFBFBF"/>
+            </w:tcBorders>
+            <w:shd w:val="clear" w:color="auto" w:fill="EEF2F7"/>
+          </w:tcPr>
+          <w:p>
+            <w:r/>
+            <w:r>
+              <w:t>Runtime path fails</w:t>
+            </w:r>
+          </w:p>
+        </w:tc>
+        <w:tc>
+          <w:tcPr>
+            <w:tcW w:type="dxa" w:w="3249"/>
+            <w:tcBorders>
+              <w:top w:val="single" w:sz="6" w:color="BFBFBF"/>
+              <w:left w:val="single" w:sz="6" w:color="BFBFBF"/>
+              <w:bottom w:val="single" w:sz="6" w:color="BFBFBF"/>
+              <w:right w:val="single" w:sz="6" w:color="BFBFBF"/>
+            </w:tcBorders>
+            <w:shd w:val="clear" w:color="auto" w:fill="EEF2F7"/>
+          </w:tcPr>
+          <w:p>
+            <w:r/>
+            <w:r>
+              <w:t>Surface ``BedrockInferenceError``; future: regional failover and graceful baseline-only mode</w:t>
+            </w:r>
+          </w:p>
+        </w:tc>
+      </w:tr>
+      <w:tr>
+        <w:tc>
+          <w:tcPr>
+            <w:tcW w:type="dxa" w:w="3249"/>
+            <w:tcBorders>
+              <w:top w:val="single" w:sz="6" w:color="BFBFBF"/>
+              <w:left w:val="single" w:sz="6" w:color="BFBFBF"/>
+              <w:bottom w:val="single" w:sz="6" w:color="BFBFBF"/>
+              <w:right w:val="single" w:sz="6" w:color="BFBFBF"/>
+            </w:tcBorders>
+            <w:shd w:val="clear" w:color="auto" w:fill="FFFFFF"/>
+          </w:tcPr>
+          <w:p>
+            <w:r/>
+            <w:r>
+              <w:t>Sensitive-content leakage in logs</w:t>
+            </w:r>
+          </w:p>
+        </w:tc>
+        <w:tc>
+          <w:tcPr>
+            <w:tcW w:type="dxa" w:w="3249"/>
+            <w:tcBorders>
+              <w:top w:val="single" w:sz="6" w:color="BFBFBF"/>
+              <w:left w:val="single" w:sz="6" w:color="BFBFBF"/>
+              <w:bottom w:val="single" w:sz="6" w:color="BFBFBF"/>
+              <w:right w:val="single" w:sz="6" w:color="BFBFBF"/>
+            </w:tcBorders>
+            <w:shd w:val="clear" w:color="auto" w:fill="FFFFFF"/>
+          </w:tcPr>
+          <w:p>
+            <w:r/>
+            <w:r>
+              <w:t>Privacy breach</w:t>
+            </w:r>
+          </w:p>
+        </w:tc>
+        <w:tc>
+          <w:tcPr>
+            <w:tcW w:type="dxa" w:w="3249"/>
+            <w:tcBorders>
+              <w:top w:val="single" w:sz="6" w:color="BFBFBF"/>
+              <w:left w:val="single" w:sz="6" w:color="BFBFBF"/>
+              <w:bottom w:val="single" w:sz="6" w:color="BFBFBF"/>
+              <w:right w:val="single" w:sz="6" w:color="BFBFBF"/>
+            </w:tcBorders>
+            <w:shd w:val="clear" w:color="auto" w:fill="FFFFFF"/>
+          </w:tcPr>
+          <w:p>
+            <w:r/>
+            <w:r>
+              <w:t>Default redact scenarios in CloudWatch; retention policy and KMS-encrypted log groups</w:t>
+            </w:r>
+          </w:p>
+        </w:tc>
+      </w:tr>
+      <w:tr>
+        <w:tc>
+          <w:tcPr>
+            <w:tcW w:type="dxa" w:w="3249"/>
+            <w:tcBorders>
+              <w:top w:val="single" w:sz="6" w:color="BFBFBF"/>
+              <w:left w:val="single" w:sz="6" w:color="BFBFBF"/>
+              <w:bottom w:val="single" w:sz="6" w:color="BFBFBF"/>
+              <w:right w:val="single" w:sz="6" w:color="BFBFBF"/>
+            </w:tcBorders>
+            <w:shd w:val="clear" w:color="auto" w:fill="EEF2F7"/>
+          </w:tcPr>
+          <w:p>
+            <w:r/>
+            <w:r>
+              <w:t>Misuse as authoritative advice</w:t>
+            </w:r>
+          </w:p>
+        </w:tc>
+        <w:tc>
+          <w:tcPr>
+            <w:tcW w:type="dxa" w:w="3249"/>
+            <w:tcBorders>
+              <w:top w:val="single" w:sz="6" w:color="BFBFBF"/>
+              <w:left w:val="single" w:sz="6" w:color="BFBFBF"/>
+              <w:bottom w:val="single" w:sz="6" w:color="BFBFBF"/>
+              <w:right w:val="single" w:sz="6" w:color="BFBFBF"/>
+            </w:tcBorders>
+            <w:shd w:val="clear" w:color="auto" w:fill="EEF2F7"/>
+          </w:tcPr>
+          <w:p>
+            <w:r/>
+            <w:r>
+              <w:t>Harm to users in legal/HR/medical contexts</w:t>
+            </w:r>
+          </w:p>
+        </w:tc>
+        <w:tc>
+          <w:tcPr>
+            <w:tcW w:type="dxa" w:w="3249"/>
+            <w:tcBorders>
+              <w:top w:val="single" w:sz="6" w:color="BFBFBF"/>
+              <w:left w:val="single" w:sz="6" w:color="BFBFBF"/>
+              <w:bottom w:val="single" w:sz="6" w:color="BFBFBF"/>
+              <w:right w:val="single" w:sz="6" w:color="BFBFBF"/>
+            </w:tcBorders>
+            <w:shd w:val="clear" w:color="auto" w:fill="EEF2F7"/>
+          </w:tcPr>
+          <w:p>
+            <w:r/>
+            <w:r>
+              <w:t>Explicit disclaimer surfaced in UI and in every output payload; training material for stakeholders</w:t>
+            </w:r>
+          </w:p>
+        </w:tc>
+      </w:tr>
+      <w:tr>
+        <w:tc>
+          <w:tcPr>
+            <w:tcW w:type="dxa" w:w="3249"/>
+            <w:tcBorders>
+              <w:top w:val="single" w:sz="6" w:color="BFBFBF"/>
+              <w:left w:val="single" w:sz="6" w:color="BFBFBF"/>
+              <w:bottom w:val="single" w:sz="6" w:color="BFBFBF"/>
+              <w:right w:val="single" w:sz="6" w:color="BFBFBF"/>
+            </w:tcBorders>
+            <w:shd w:val="clear" w:color="auto" w:fill="FFFFFF"/>
+          </w:tcPr>
+          <w:p>
+            <w:r/>
+            <w:r>
+              <w:t>Corpus bias toward English/Western literature</w:t>
+            </w:r>
+          </w:p>
+        </w:tc>
+        <w:tc>
+          <w:tcPr>
+            <w:tcW w:type="dxa" w:w="3249"/>
+            <w:tcBorders>
+              <w:top w:val="single" w:sz="6" w:color="BFBFBF"/>
+              <w:left w:val="single" w:sz="6" w:color="BFBFBF"/>
+              <w:bottom w:val="single" w:sz="6" w:color="BFBFBF"/>
+              <w:right w:val="single" w:sz="6" w:color="BFBFBF"/>
+            </w:tcBorders>
+            <w:shd w:val="clear" w:color="auto" w:fill="FFFFFF"/>
+          </w:tcPr>
+          <w:p>
+            <w:r/>
+            <w:r>
+              <w:t>Recommendations skew culturally</w:t>
+            </w:r>
+          </w:p>
+        </w:tc>
+        <w:tc>
+          <w:tcPr>
+            <w:tcW w:type="dxa" w:w="3249"/>
+            <w:tcBorders>
+              <w:top w:val="single" w:sz="6" w:color="BFBFBF"/>
+              <w:left w:val="single" w:sz="6" w:color="BFBFBF"/>
+              <w:bottom w:val="single" w:sz="6" w:color="BFBFBF"/>
+              <w:right w:val="single" w:sz="6" w:color="BFBFBF"/>
+            </w:tcBorders>
+            <w:shd w:val="clear" w:color="auto" w:fill="FFFFFF"/>
+          </w:tcPr>
+          <w:p>
+            <w:r/>
+            <w:r>
               <w:t>Document this limitation; expand corpus across languages and regions</w:t>
             </w:r>
           </w:p>
@@ -6345,7 +8702,7 @@
         </w:pBdr>
       </w:pPr>
       <w:r>
-        <w:t>11. Roadmap and Next Steps</w:t>
+        <w:t>12. Roadmap and Next Steps</w:t>
       </w:r>
     </w:p>
     <w:p>
@@ -6353,7 +8710,7 @@
         <w:pStyle w:val="Heading2"/>
       </w:pPr>
       <w:r>
-        <w:t>11.1 Short Term</w:t>
+        <w:t>12.1 Short Term</w:t>
       </w:r>
     </w:p>
     <w:p>
@@ -6393,7 +8750,7 @@
         <w:pStyle w:val="Heading2"/>
       </w:pPr>
       <w:r>
-        <w:t>11.2 Medium Term</w:t>
+        <w:t>12.2 Medium Term</w:t>
       </w:r>
     </w:p>
     <w:p>
@@ -6433,7 +8790,7 @@
         <w:pStyle w:val="Heading2"/>
       </w:pPr>
       <w:r>
-        <w:t>11.3 Long Term</w:t>
+        <w:t>12.3 Long Term</w:t>
       </w:r>
     </w:p>
     <w:p>
@@ -6481,7 +8838,7 @@
         </w:pBdr>
       </w:pPr>
       <w:r>
-        <w:t>12. Appendix</w:t>
+        <w:t>13. Appendix</w:t>
       </w:r>
     </w:p>
     <w:p>
@@ -6489,7 +8846,7 @@
         <w:pStyle w:val="Heading2"/>
       </w:pPr>
       <w:r>
-        <w:t>12.1 Glossary</w:t>
+        <w:t>13.1 Glossary</w:t>
       </w:r>
     </w:p>
     <w:tbl>
@@ -7080,7 +9437,7 @@
         <w:pStyle w:val="Heading2"/>
       </w:pPr>
       <w:r>
-        <w:t>12.2 Primary Source Books in the Corpus</w:t>
+        <w:t>13.2 Primary Source Books in the Corpus</w:t>
       </w:r>
     </w:p>
     <w:p>
@@ -7184,7 +9541,7 @@
         <w:pStyle w:val="Heading2"/>
       </w:pPr>
       <w:r>
-        <w:t>12.3 References</w:t>
+        <w:t>13.3 References</w:t>
       </w:r>
     </w:p>
     <w:p>
